--- a/plan.docx
+++ b/plan.docx
@@ -96,8 +96,14 @@
           <w:ilvl w:val="1"/>
           <w:numId w:val="2"/>
         </w:numPr>
-      </w:pPr>
-      <w:r>
+        <w:rPr>
+          <w:highlight w:val="yellow"/>
+        </w:rPr>
+      </w:pPr>
+      <w:r>
+        <w:rPr>
+          <w:highlight w:val="yellow"/>
+        </w:rPr>
         <w:t xml:space="preserve">Jeu min-max </w:t>
       </w:r>
     </w:p>
@@ -602,6 +608,215 @@
       </w:pPr>
       <w:r>
         <w:t xml:space="preserve">Comparer GAN vs Diffusion </w:t>
+      </w:r>
+    </w:p>
+    <w:p/>
+    <w:p>
+      <w:pPr>
+        <w:pStyle w:val="Titre1"/>
+        <w:rPr>
+          <w:b/>
+          <w:bCs/>
+        </w:rPr>
+      </w:pPr>
+      <w:r>
+        <w:rPr>
+          <w:b/>
+          <w:bCs/>
+        </w:rPr>
+        <w:t>Mes notes de cours :</w:t>
+      </w:r>
+    </w:p>
+    <w:p>
+      <w:r>
+        <w:t>Au début, le Générateur ne sait pas s'il doit dessiner un chat, un chiffre 7</w:t>
+      </w:r>
+      <w:r>
+        <w:t>,</w:t>
+      </w:r>
+      <w:r>
+        <w:t xml:space="preserve"> </w:t>
+      </w:r>
+      <w:r>
+        <w:t>un visage ou autre</w:t>
+      </w:r>
+      <w:r>
+        <w:t xml:space="preserve">. Il reçoit juste du bruit (des chiffres au hasard). Pour lui, c'est comme si on lui demandait de dessiner les yeux fermés. </w:t>
+      </w:r>
+      <w:r>
+        <w:t>Et l’envoie au discriminateur.</w:t>
+      </w:r>
+    </w:p>
+    <w:p>
+      <w:r>
+        <w:rPr>
+          <w:b/>
+          <w:bCs/>
+          <w:color w:val="EE0000"/>
+          <w:u w:val="single"/>
+        </w:rPr>
+        <w:t>Le Discriminateur n'aide jamais volontairement le Générateur</w:t>
+      </w:r>
+      <w:r>
+        <w:t>. Il n'est pas un professeur bienveillant qui dit gentiment : "Hé, modifie le pixel (</w:t>
+      </w:r>
+      <w:proofErr w:type="spellStart"/>
+      <w:proofErr w:type="gramStart"/>
+      <w:r>
+        <w:t>x,y</w:t>
+      </w:r>
+      <w:proofErr w:type="spellEnd"/>
+      <w:proofErr w:type="gramEnd"/>
+      <w:r>
+        <w:t>) pour faire une belle boucle de 8 !".</w:t>
+      </w:r>
+    </w:p>
+    <w:p>
+      <w:r>
+        <w:t>Le Discriminateur est un inspecteur froid et méchant. Tout ce qu'il dit, c'est : "Zéro ! C'est complètement faux !".</w:t>
+      </w:r>
+    </w:p>
+    <w:p>
+      <w:pPr>
+        <w:rPr>
+          <w:b/>
+          <w:bCs/>
+          <w:u w:val="single"/>
+        </w:rPr>
+      </w:pPr>
+      <w:r>
+        <w:rPr>
+          <w:b/>
+          <w:bCs/>
+          <w:u w:val="single"/>
+        </w:rPr>
+        <w:t xml:space="preserve">Alors, comment le Générateur </w:t>
+      </w:r>
+      <w:proofErr w:type="spellStart"/>
+      <w:r>
+        <w:rPr>
+          <w:b/>
+          <w:bCs/>
+          <w:u w:val="single"/>
+        </w:rPr>
+        <w:t>sait-il</w:t>
+      </w:r>
+      <w:proofErr w:type="spellEnd"/>
+      <w:r>
+        <w:rPr>
+          <w:b/>
+          <w:bCs/>
+          <w:u w:val="single"/>
+        </w:rPr>
+        <w:t xml:space="preserve"> quels pixels modifier ?</w:t>
+      </w:r>
+    </w:p>
+    <w:p>
+      <w:r>
+        <w:t xml:space="preserve">C'est grâce à la </w:t>
+      </w:r>
+      <w:proofErr w:type="spellStart"/>
+      <w:r>
+        <w:t>Backpropagation</w:t>
+      </w:r>
+      <w:proofErr w:type="spellEnd"/>
+      <w:r>
+        <w:t xml:space="preserve"> (la rétropropagation du gradient).</w:t>
+      </w:r>
+    </w:p>
+    <w:p>
+      <w:r>
+        <w:t>Quand le Discriminateur donne sa mauvaise note, l'ordinateur calcule des dérivées mathématiques. C'est ce calcul qui se transforme en une carte d'erreurs pour le Générateur.</w:t>
+      </w:r>
+    </w:p>
+    <w:p>
+      <w:r>
+        <w:t>C'est un peu comme si l'inspecteur (le Discriminateur) laissait tomber ses notes d'examen par terre en partant. Le Générateur (le Faussaire) ramasse les notes en cachette, regarde les corrections mathématiques, et se dit : "Ah ! Il a grillé mon faux billet parce que l'encre en haut à gauche était trop claire. Je vais corriger ça".</w:t>
+      </w:r>
+    </w:p>
+    <w:p>
+      <w:r>
+        <w:t>Donc, le Discriminateur "aide" le Générateur malgré lui, par le simple fait de donner une note et de laisser les traces mathématiques de ses critères de notation.</w:t>
+      </w:r>
+    </w:p>
+    <w:p>
+      <w:pPr>
+        <w:rPr>
+          <w:b/>
+          <w:bCs/>
+        </w:rPr>
+      </w:pPr>
+      <w:proofErr w:type="gramStart"/>
+      <w:r>
+        <w:rPr>
+          <w:b/>
+          <w:bCs/>
+          <w:highlight w:val="yellow"/>
+        </w:rPr>
+        <w:t>duel</w:t>
+      </w:r>
+      <w:proofErr w:type="gramEnd"/>
+      <w:r>
+        <w:rPr>
+          <w:b/>
+          <w:bCs/>
+          <w:highlight w:val="yellow"/>
+        </w:rPr>
+        <w:t xml:space="preserve"> Min-Max (100% Vrai)</w:t>
+      </w:r>
+    </w:p>
+    <w:p>
+      <w:r>
+        <w:t>Une fois que le Générateur a compris (grâce aux notes ramassées) à quoi doit ressembler un chiffre MNIST, il ne cherche plus à "apprendre", il cherche à gagner.</w:t>
+      </w:r>
+    </w:p>
+    <w:p>
+      <w:r>
+        <w:t>C'est là que le conflit éclate :</w:t>
+      </w:r>
+    </w:p>
+    <w:p/>
+    <w:p>
+      <w:r>
+        <w:t>Le Générateur devient un faussaire d'élite. Il commence à glisser des faux billets hyper réalistes dans le lot.</w:t>
+      </w:r>
+    </w:p>
+    <w:p>
+      <w:r>
+        <w:t>Le Discriminateur se fait piéger. Sa Loss augmente. Il s'énerve et se dit : "Attends un peu, on essaie de me rouler. Je vais analyser les images de beaucoup plus près". Il devient alors plus pointilleux (il apprend à repérer des micro-défauts que le Générateur a laissés).</w:t>
+      </w:r>
+    </w:p>
+    <w:p>
+      <w:r>
+        <w:t>Le Générateur doit à son tour trouver une nouvelle ruse.</w:t>
+      </w:r>
+    </w:p>
+    <w:p>
+      <w:r>
+        <w:t xml:space="preserve">C'est l'essence même du mot </w:t>
+      </w:r>
+      <w:proofErr w:type="spellStart"/>
+      <w:r>
+        <w:t>Adversarial</w:t>
+      </w:r>
+      <w:proofErr w:type="spellEnd"/>
+      <w:r>
+        <w:t xml:space="preserve"> (Adversaire).</w:t>
+      </w:r>
+    </w:p>
+    <w:p>
+      <w:pPr>
+        <w:rPr>
+          <w:b/>
+          <w:bCs/>
+        </w:rPr>
+      </w:pPr>
+      <w:r>
+        <w:rPr>
+          <w:b/>
+          <w:bCs/>
+        </w:rPr>
+        <w:t>« Explication de Gemini »</w:t>
       </w:r>
     </w:p>
     <w:p>

--- a/plan.docx
+++ b/plan.docx
@@ -4,27 +4,16 @@
   <w:body>
     <w:p>
       <w:pPr>
-        <w:rPr>
-          <w:b/>
-          <w:bCs/>
+        <w:pStyle w:val="Titre1"/>
+        <w:rPr>
           <w:lang w:val="en-US"/>
         </w:rPr>
       </w:pPr>
       <w:r>
         <w:rPr>
-          <w:rFonts w:ascii="Segoe UI Emoji" w:hAnsi="Segoe UI Emoji" w:cs="Segoe UI Emoji"/>
-          <w:b/>
-          <w:bCs/>
-        </w:rPr>
-        <w:t>🧠</w:t>
-      </w:r>
-      <w:r>
-        <w:rPr>
-          <w:b/>
-          <w:bCs/>
           <w:lang w:val="en-US"/>
         </w:rPr>
-        <w:t xml:space="preserve"> 1. Roadmap complète — GAN (Generative Adversarial Networks)</w:t>
+        <w:t>1. Roadmap complète — GAN (Generative Adversarial Networks)</w:t>
       </w:r>
     </w:p>
     <w:p>
@@ -46,14 +35,7 @@
           <w:b/>
           <w:bCs/>
         </w:rPr>
-        <w:t>1</w:t>
-      </w:r>
-      <w:r>
-        <w:rPr>
-          <w:b/>
-          <w:bCs/>
-        </w:rPr>
-        <w:t>. Comprendre les GAN (théorie)</w:t>
+        <w:t>Comprendre les GAN (théorie)</w:t>
       </w:r>
     </w:p>
     <w:p>
@@ -117,19 +99,11 @@
           <w:highlight w:val="cyan"/>
         </w:rPr>
       </w:pPr>
-      <w:proofErr w:type="gramStart"/>
       <w:r>
         <w:rPr>
           <w:highlight w:val="cyan"/>
         </w:rPr>
-        <w:t>Fonction objectif</w:t>
-      </w:r>
-      <w:proofErr w:type="gramEnd"/>
-      <w:r>
-        <w:rPr>
-          <w:highlight w:val="cyan"/>
-        </w:rPr>
-        <w:t xml:space="preserve"> : </w:t>
+        <w:t xml:space="preserve">Fonction objectif : </w:t>
       </w:r>
     </w:p>
     <w:p>
@@ -142,33 +116,11 @@
           <w:highlight w:val="yellow"/>
         </w:rPr>
       </w:pPr>
-      <w:proofErr w:type="spellStart"/>
       <w:r>
         <w:rPr>
           <w:highlight w:val="yellow"/>
         </w:rPr>
-        <w:t>Binary</w:t>
-      </w:r>
-      <w:proofErr w:type="spellEnd"/>
-      <w:r>
-        <w:rPr>
-          <w:highlight w:val="yellow"/>
-        </w:rPr>
-        <w:t xml:space="preserve"> cross </w:t>
-      </w:r>
-      <w:proofErr w:type="spellStart"/>
-      <w:r>
-        <w:rPr>
-          <w:highlight w:val="yellow"/>
-        </w:rPr>
-        <w:t>entropy</w:t>
-      </w:r>
-      <w:proofErr w:type="spellEnd"/>
-      <w:r>
-        <w:rPr>
-          <w:highlight w:val="yellow"/>
-        </w:rPr>
-        <w:t xml:space="preserve"> </w:t>
+        <w:t xml:space="preserve">Binary cross entropy </w:t>
       </w:r>
     </w:p>
     <w:p>
@@ -188,8 +140,14 @@
           <w:ilvl w:val="1"/>
           <w:numId w:val="2"/>
         </w:numPr>
-      </w:pPr>
-      <w:r>
+        <w:rPr>
+          <w:highlight w:val="yellow"/>
+        </w:rPr>
+      </w:pPr>
+      <w:r>
+        <w:rPr>
+          <w:highlight w:val="yellow"/>
+        </w:rPr>
         <w:t xml:space="preserve">Mode collapse </w:t>
       </w:r>
     </w:p>
@@ -199,17 +157,15 @@
           <w:ilvl w:val="1"/>
           <w:numId w:val="2"/>
         </w:numPr>
-      </w:pPr>
-      <w:r>
-        <w:t xml:space="preserve">Nash </w:t>
-      </w:r>
-      <w:proofErr w:type="spellStart"/>
-      <w:r>
-        <w:t>equilibrium</w:t>
-      </w:r>
-      <w:proofErr w:type="spellEnd"/>
-      <w:r>
-        <w:t xml:space="preserve"> </w:t>
+        <w:rPr>
+          <w:highlight w:val="yellow"/>
+        </w:rPr>
+      </w:pPr>
+      <w:r>
+        <w:rPr>
+          <w:highlight w:val="yellow"/>
+        </w:rPr>
+        <w:t xml:space="preserve">Nash equilibrium </w:t>
       </w:r>
     </w:p>
     <w:p>
@@ -218,20 +174,20 @@
           <w:ilvl w:val="1"/>
           <w:numId w:val="2"/>
         </w:numPr>
-      </w:pPr>
-      <w:r>
+        <w:rPr>
+          <w:highlight w:val="yellow"/>
+        </w:rPr>
+      </w:pPr>
+      <w:r>
+        <w:rPr>
+          <w:highlight w:val="yellow"/>
+        </w:rPr>
         <w:t xml:space="preserve">Instabilité d’entraînement </w:t>
       </w:r>
     </w:p>
     <w:p>
       <w:r>
-        <w:rPr>
-          <w:rFonts w:ascii="Segoe UI Emoji" w:hAnsi="Segoe UI Emoji" w:cs="Segoe UI Emoji"/>
-        </w:rPr>
-        <w:t>👉</w:t>
-      </w:r>
-      <w:r>
-        <w:t xml:space="preserve"> Variantes importantes :</w:t>
+        <w:t>Variantes importantes :</w:t>
       </w:r>
     </w:p>
     <w:p>
@@ -240,9 +196,21 @@
           <w:ilvl w:val="0"/>
           <w:numId w:val="3"/>
         </w:numPr>
-      </w:pPr>
-      <w:r>
-        <w:t xml:space="preserve">DCGAN </w:t>
+        <w:rPr>
+          <w:highlight w:val="yellow"/>
+        </w:rPr>
+      </w:pPr>
+      <w:r>
+        <w:rPr>
+          <w:highlight w:val="yellow"/>
+        </w:rPr>
+        <w:t>DCGAN</w:t>
+      </w:r>
+      <w:r>
+        <w:rPr>
+          <w:highlight w:val="yellow"/>
+        </w:rPr>
+        <w:t> : Deep convolution GAN</w:t>
       </w:r>
     </w:p>
     <w:p>
@@ -251,9 +219,45 @@
           <w:ilvl w:val="0"/>
           <w:numId w:val="3"/>
         </w:numPr>
-      </w:pPr>
-      <w:r>
-        <w:t xml:space="preserve">WGAN </w:t>
+        <w:rPr>
+          <w:highlight w:val="yellow"/>
+          <w:lang w:val="en-US"/>
+        </w:rPr>
+      </w:pPr>
+      <w:r>
+        <w:rPr>
+          <w:highlight w:val="yellow"/>
+          <w:lang w:val="en-US"/>
+        </w:rPr>
+        <w:t>SN</w:t>
+      </w:r>
+      <w:r>
+        <w:rPr>
+          <w:highlight w:val="yellow"/>
+          <w:lang w:val="en-US"/>
+        </w:rPr>
+        <w:t>-DC</w:t>
+      </w:r>
+      <w:r>
+        <w:rPr>
+          <w:highlight w:val="yellow"/>
+          <w:lang w:val="en-US"/>
+        </w:rPr>
+        <w:t>GAN</w:t>
+      </w:r>
+      <w:r>
+        <w:rPr>
+          <w:highlight w:val="yellow"/>
+          <w:lang w:val="en-US"/>
+        </w:rPr>
+        <w:t xml:space="preserve"> : spectrally normalized </w:t>
+      </w:r>
+      <w:r>
+        <w:rPr>
+          <w:highlight w:val="yellow"/>
+          <w:lang w:val="en-US"/>
+        </w:rPr>
+        <w:t>DCGAN</w:t>
       </w:r>
     </w:p>
     <w:p>
@@ -262,9 +266,21 @@
           <w:ilvl w:val="0"/>
           <w:numId w:val="3"/>
         </w:numPr>
-      </w:pPr>
-      <w:r>
-        <w:t xml:space="preserve">WGAN-GP </w:t>
+        <w:rPr>
+          <w:highlight w:val="yellow"/>
+        </w:rPr>
+      </w:pPr>
+      <w:r>
+        <w:rPr>
+          <w:highlight w:val="yellow"/>
+        </w:rPr>
+        <w:t>WGAN</w:t>
+      </w:r>
+      <w:r>
+        <w:rPr>
+          <w:highlight w:val="yellow"/>
+        </w:rPr>
+        <w:t> : wasserstein GAN</w:t>
       </w:r>
     </w:p>
     <w:p>
@@ -273,22 +289,15 @@
           <w:ilvl w:val="0"/>
           <w:numId w:val="3"/>
         </w:numPr>
-      </w:pPr>
-      <w:proofErr w:type="spellStart"/>
-      <w:r>
-        <w:t>Conditional</w:t>
-      </w:r>
-      <w:proofErr w:type="spellEnd"/>
-      <w:r>
-        <w:t xml:space="preserve"> GAN (</w:t>
-      </w:r>
-      <w:proofErr w:type="spellStart"/>
-      <w:r>
-        <w:t>cGAN</w:t>
-      </w:r>
-      <w:proofErr w:type="spellEnd"/>
-      <w:r>
-        <w:t xml:space="preserve">) </w:t>
+        <w:rPr>
+          <w:highlight w:val="yellow"/>
+        </w:rPr>
+      </w:pPr>
+      <w:r>
+        <w:rPr>
+          <w:highlight w:val="yellow"/>
+        </w:rPr>
+        <w:t xml:space="preserve">WGAN-GP </w:t>
       </w:r>
     </w:p>
     <w:p>
@@ -298,13 +307,8 @@
           <w:numId w:val="3"/>
         </w:numPr>
       </w:pPr>
-      <w:proofErr w:type="spellStart"/>
-      <w:r>
-        <w:t>CycleGAN</w:t>
-      </w:r>
-      <w:proofErr w:type="spellEnd"/>
-      <w:r>
-        <w:t xml:space="preserve"> </w:t>
+      <w:r>
+        <w:t xml:space="preserve">Conditional GAN (cGAN) </w:t>
       </w:r>
     </w:p>
     <w:p>
@@ -323,18 +327,10 @@
       </w:pPr>
       <w:r>
         <w:rPr>
-          <w:rFonts w:ascii="Segoe UI Emoji" w:hAnsi="Segoe UI Emoji" w:cs="Segoe UI Emoji"/>
-          <w:b/>
-          <w:bCs/>
-        </w:rPr>
-        <w:t>🛠️</w:t>
-      </w:r>
-      <w:r>
-        <w:rPr>
-          <w:b/>
-          <w:bCs/>
-        </w:rPr>
-        <w:t xml:space="preserve"> 3. Pratique progressive</w:t>
+          <w:b/>
+          <w:bCs/>
+        </w:rPr>
+        <w:t>Pratique progressive</w:t>
       </w:r>
     </w:p>
     <w:p>
@@ -399,6 +395,7 @@
         <w:rPr>
           <w:b/>
           <w:bCs/>
+          <w:highlight w:val="yellow"/>
         </w:rPr>
         <w:t>Étape 2 — DCGAN</w:t>
       </w:r>
@@ -409,41 +406,30 @@
           <w:ilvl w:val="0"/>
           <w:numId w:val="5"/>
         </w:numPr>
-      </w:pPr>
-      <w:r>
+        <w:rPr>
+          <w:highlight w:val="yellow"/>
+        </w:rPr>
+      </w:pPr>
+      <w:r>
+        <w:rPr>
+          <w:highlight w:val="yellow"/>
+        </w:rPr>
         <w:t xml:space="preserve">Utiliser des CNN </w:t>
       </w:r>
     </w:p>
     <w:p>
       <w:pPr>
-        <w:numPr>
-          <w:ilvl w:val="0"/>
-          <w:numId w:val="5"/>
-        </w:numPr>
-      </w:pPr>
-      <w:r>
-        <w:t>Générer des visages simples (</w:t>
-      </w:r>
-      <w:proofErr w:type="spellStart"/>
-      <w:r>
-        <w:t>CelebA</w:t>
-      </w:r>
-      <w:proofErr w:type="spellEnd"/>
-      <w:r>
-        <w:t xml:space="preserve">) </w:t>
-      </w:r>
-    </w:p>
-    <w:p>
-      <w:pPr>
-        <w:rPr>
-          <w:b/>
-          <w:bCs/>
-        </w:rPr>
-      </w:pPr>
-      <w:r>
-        <w:rPr>
-          <w:b/>
-          <w:bCs/>
+        <w:rPr>
+          <w:b/>
+          <w:bCs/>
+          <w:highlight w:val="yellow"/>
+        </w:rPr>
+      </w:pPr>
+      <w:r>
+        <w:rPr>
+          <w:b/>
+          <w:bCs/>
+          <w:highlight w:val="yellow"/>
         </w:rPr>
         <w:t>Étape 3 — Stabilisation</w:t>
       </w:r>
@@ -454,8 +440,14 @@
           <w:ilvl w:val="0"/>
           <w:numId w:val="6"/>
         </w:numPr>
-      </w:pPr>
-      <w:r>
+        <w:rPr>
+          <w:highlight w:val="yellow"/>
+        </w:rPr>
+      </w:pPr>
+      <w:r>
+        <w:rPr>
+          <w:highlight w:val="yellow"/>
+        </w:rPr>
         <w:t xml:space="preserve">Implémenter : </w:t>
       </w:r>
     </w:p>
@@ -465,8 +457,14 @@
           <w:ilvl w:val="1"/>
           <w:numId w:val="6"/>
         </w:numPr>
-      </w:pPr>
-      <w:r>
+        <w:rPr>
+          <w:highlight w:val="yellow"/>
+        </w:rPr>
+      </w:pPr>
+      <w:r>
+        <w:rPr>
+          <w:highlight w:val="yellow"/>
+        </w:rPr>
         <w:t xml:space="preserve">WGAN </w:t>
       </w:r>
     </w:p>
@@ -476,8 +474,14 @@
           <w:ilvl w:val="1"/>
           <w:numId w:val="6"/>
         </w:numPr>
-      </w:pPr>
-      <w:r>
+        <w:rPr>
+          <w:highlight w:val="yellow"/>
+        </w:rPr>
+      </w:pPr>
+      <w:r>
+        <w:rPr>
+          <w:highlight w:val="yellow"/>
+        </w:rPr>
         <w:t xml:space="preserve">Gradient penalty </w:t>
       </w:r>
     </w:p>
@@ -524,18 +528,10 @@
       </w:pPr>
       <w:r>
         <w:rPr>
-          <w:rFonts w:ascii="Segoe UI Emoji" w:hAnsi="Segoe UI Emoji" w:cs="Segoe UI Emoji"/>
-          <w:b/>
-          <w:bCs/>
-        </w:rPr>
-        <w:t>🚀</w:t>
-      </w:r>
-      <w:r>
-        <w:rPr>
-          <w:b/>
-          <w:bCs/>
-        </w:rPr>
-        <w:t xml:space="preserve"> Mini-projet GAN</w:t>
+          <w:b/>
+          <w:bCs/>
+        </w:rPr>
+        <w:t>Mini-projet GAN</w:t>
       </w:r>
     </w:p>
     <w:p>
@@ -588,15 +584,7 @@
         </w:numPr>
       </w:pPr>
       <w:r>
-        <w:t>Interface simple (</w:t>
-      </w:r>
-      <w:proofErr w:type="spellStart"/>
-      <w:r>
-        <w:t>Streamlit</w:t>
-      </w:r>
-      <w:proofErr w:type="spellEnd"/>
-      <w:r>
-        <w:t xml:space="preserve">) </w:t>
+        <w:t xml:space="preserve">Interface simple (Streamlit) </w:t>
       </w:r>
     </w:p>
     <w:p>
@@ -615,13 +603,12 @@
       <w:pPr>
         <w:pStyle w:val="Titre1"/>
         <w:rPr>
-          <w:b/>
-          <w:bCs/>
-        </w:rPr>
-      </w:pPr>
-      <w:r>
-        <w:rPr>
-          <w:b/>
+          <w:b w:val="0"/>
+          <w:bCs/>
+        </w:rPr>
+      </w:pPr>
+      <w:r>
+        <w:rPr>
           <w:bCs/>
         </w:rPr>
         <w:t>Mes notes de cours :</w:t>
@@ -629,22 +616,7 @@
     </w:p>
     <w:p>
       <w:r>
-        <w:t>Au début, le Générateur ne sait pas s'il doit dessiner un chat, un chiffre 7</w:t>
-      </w:r>
-      <w:r>
-        <w:t>,</w:t>
-      </w:r>
-      <w:r>
-        <w:t xml:space="preserve"> </w:t>
-      </w:r>
-      <w:r>
-        <w:t>un visage ou autre</w:t>
-      </w:r>
-      <w:r>
-        <w:t xml:space="preserve">. Il reçoit juste du bruit (des chiffres au hasard). Pour lui, c'est comme si on lui demandait de dessiner les yeux fermés. </w:t>
-      </w:r>
-      <w:r>
-        <w:t>Et l’envoie au discriminateur.</w:t>
+        <w:t>Au début, le Générateur ne sait pas s'il doit dessiner un chat, un chiffre 7, un visage ou autre. Il reçoit juste du bruit (des chiffres au hasard). Pour lui, c'est comme si on lui demandait de dessiner les yeux fermés. Et l’envoie au discriminateur.</w:t>
       </w:r>
     </w:p>
     <w:p>
@@ -658,17 +630,7 @@
         <w:t>Le Discriminateur n'aide jamais volontairement le Générateur</w:t>
       </w:r>
       <w:r>
-        <w:t>. Il n'est pas un professeur bienveillant qui dit gentiment : "Hé, modifie le pixel (</w:t>
-      </w:r>
-      <w:proofErr w:type="spellStart"/>
-      <w:proofErr w:type="gramStart"/>
-      <w:r>
-        <w:t>x,y</w:t>
-      </w:r>
-      <w:proofErr w:type="spellEnd"/>
-      <w:proofErr w:type="gramEnd"/>
-      <w:r>
-        <w:t>) pour faire une belle boucle de 8 !".</w:t>
+        <w:t>. Il n'est pas un professeur bienveillant qui dit gentiment : "Hé, modifie le pixel (x,y) pour faire une belle boucle de 8 !".</w:t>
       </w:r>
     </w:p>
     <w:p>
@@ -690,38 +652,12 @@
           <w:bCs/>
           <w:u w:val="single"/>
         </w:rPr>
-        <w:t xml:space="preserve">Alors, comment le Générateur </w:t>
-      </w:r>
-      <w:proofErr w:type="spellStart"/>
-      <w:r>
-        <w:rPr>
-          <w:b/>
-          <w:bCs/>
-          <w:u w:val="single"/>
-        </w:rPr>
-        <w:t>sait-il</w:t>
-      </w:r>
-      <w:proofErr w:type="spellEnd"/>
-      <w:r>
-        <w:rPr>
-          <w:b/>
-          <w:bCs/>
-          <w:u w:val="single"/>
-        </w:rPr>
-        <w:t xml:space="preserve"> quels pixels modifier ?</w:t>
-      </w:r>
-    </w:p>
-    <w:p>
-      <w:r>
-        <w:t xml:space="preserve">C'est grâce à la </w:t>
-      </w:r>
-      <w:proofErr w:type="spellStart"/>
-      <w:r>
-        <w:t>Backpropagation</w:t>
-      </w:r>
-      <w:proofErr w:type="spellEnd"/>
-      <w:r>
-        <w:t xml:space="preserve"> (la rétropropagation du gradient).</w:t>
+        <w:t>Alors, comment le Générateur sait-il quels pixels modifier ?</w:t>
+      </w:r>
+    </w:p>
+    <w:p>
+      <w:r>
+        <w:t>C'est grâce à la Backpropagation (la rétropropagation du gradient).</w:t>
       </w:r>
     </w:p>
     <w:p>
@@ -746,23 +682,13 @@
           <w:bCs/>
         </w:rPr>
       </w:pPr>
-      <w:proofErr w:type="gramStart"/>
       <w:r>
         <w:rPr>
           <w:b/>
           <w:bCs/>
           <w:highlight w:val="yellow"/>
         </w:rPr>
-        <w:t>duel</w:t>
-      </w:r>
-      <w:proofErr w:type="gramEnd"/>
-      <w:r>
-        <w:rPr>
-          <w:b/>
-          <w:bCs/>
-          <w:highlight w:val="yellow"/>
-        </w:rPr>
-        <w:t xml:space="preserve"> Min-Max (100% Vrai)</w:t>
+        <w:t>duel Min-Max (100% Vrai)</w:t>
       </w:r>
     </w:p>
     <w:p>
@@ -793,15 +719,7 @@
     </w:p>
     <w:p>
       <w:r>
-        <w:t xml:space="preserve">C'est l'essence même du mot </w:t>
-      </w:r>
-      <w:proofErr w:type="spellStart"/>
-      <w:r>
-        <w:t>Adversarial</w:t>
-      </w:r>
-      <w:proofErr w:type="spellEnd"/>
-      <w:r>
-        <w:t xml:space="preserve"> (Adversaire).</w:t>
+        <w:t>C'est l'essence même du mot Adversarial (Adversaire).</w:t>
       </w:r>
     </w:p>
     <w:p>
@@ -846,17 +764,8 @@
           <w:b/>
           <w:bCs/>
         </w:rPr>
-        <w:t xml:space="preserve"> 2. Roadmap complète — Auto-</w:t>
-      </w:r>
-      <w:proofErr w:type="spellStart"/>
-      <w:r>
-        <w:rPr>
-          <w:b/>
-          <w:bCs/>
-        </w:rPr>
-        <w:t>Encoders</w:t>
-      </w:r>
-      <w:proofErr w:type="spellEnd"/>
+        <w:t xml:space="preserve"> 2. Roadmap complète — Auto-Encoders</w:t>
+      </w:r>
     </w:p>
     <w:p>
       <w:pPr>
@@ -952,17 +861,8 @@
           <w:b/>
           <w:bCs/>
         </w:rPr>
-        <w:t xml:space="preserve"> 2. Théorie des Auto-</w:t>
-      </w:r>
-      <w:proofErr w:type="spellStart"/>
-      <w:r>
-        <w:rPr>
-          <w:b/>
-          <w:bCs/>
-        </w:rPr>
-        <w:t>Encoders</w:t>
-      </w:r>
-      <w:proofErr w:type="spellEnd"/>
+        <w:t xml:space="preserve"> 2. Théorie des Auto-Encoders</w:t>
+      </w:r>
     </w:p>
     <w:p>
       <w:pPr>
@@ -998,15 +898,7 @@
         </w:numPr>
       </w:pPr>
       <w:r>
-        <w:t xml:space="preserve">Reconstruction </w:t>
-      </w:r>
-      <w:proofErr w:type="spellStart"/>
-      <w:r>
-        <w:t>loss</w:t>
-      </w:r>
-      <w:proofErr w:type="spellEnd"/>
-      <w:r>
-        <w:t xml:space="preserve"> </w:t>
+        <w:t xml:space="preserve">Reconstruction loss </w:t>
       </w:r>
     </w:p>
     <w:p>
@@ -1016,13 +908,8 @@
           <w:numId w:val="10"/>
         </w:numPr>
       </w:pPr>
-      <w:proofErr w:type="spellStart"/>
-      <w:r>
-        <w:t>Bottleneck</w:t>
-      </w:r>
-      <w:proofErr w:type="spellEnd"/>
-      <w:r>
-        <w:t xml:space="preserve"> </w:t>
+      <w:r>
+        <w:t xml:space="preserve">Bottleneck </w:t>
       </w:r>
     </w:p>
     <w:p>
@@ -1048,15 +935,7 @@
         </w:numPr>
       </w:pPr>
       <w:r>
-        <w:t xml:space="preserve">Vanilla </w:t>
-      </w:r>
-      <w:proofErr w:type="spellStart"/>
-      <w:r>
-        <w:t>Autoencoder</w:t>
-      </w:r>
-      <w:proofErr w:type="spellEnd"/>
-      <w:r>
-        <w:t xml:space="preserve"> </w:t>
+        <w:t xml:space="preserve">Vanilla Autoencoder </w:t>
       </w:r>
     </w:p>
     <w:p>
@@ -1066,21 +945,8 @@
           <w:numId w:val="11"/>
         </w:numPr>
       </w:pPr>
-      <w:proofErr w:type="spellStart"/>
-      <w:r>
-        <w:t>Sparse</w:t>
-      </w:r>
-      <w:proofErr w:type="spellEnd"/>
-      <w:r>
-        <w:t xml:space="preserve"> </w:t>
-      </w:r>
-      <w:proofErr w:type="spellStart"/>
-      <w:r>
-        <w:t>Autoencoder</w:t>
-      </w:r>
-      <w:proofErr w:type="spellEnd"/>
-      <w:r>
-        <w:t xml:space="preserve"> </w:t>
+      <w:r>
+        <w:t xml:space="preserve">Sparse Autoencoder </w:t>
       </w:r>
     </w:p>
     <w:p>
@@ -1090,21 +956,8 @@
           <w:numId w:val="11"/>
         </w:numPr>
       </w:pPr>
-      <w:proofErr w:type="spellStart"/>
-      <w:r>
-        <w:t>Denoising</w:t>
-      </w:r>
-      <w:proofErr w:type="spellEnd"/>
-      <w:r>
-        <w:t xml:space="preserve"> </w:t>
-      </w:r>
-      <w:proofErr w:type="spellStart"/>
-      <w:r>
-        <w:t>Autoencoder</w:t>
-      </w:r>
-      <w:proofErr w:type="spellEnd"/>
-      <w:r>
-        <w:t xml:space="preserve"> </w:t>
+      <w:r>
+        <w:t xml:space="preserve">Denoising Autoencoder </w:t>
       </w:r>
     </w:p>
     <w:p>
@@ -1114,21 +967,8 @@
           <w:numId w:val="11"/>
         </w:numPr>
       </w:pPr>
-      <w:proofErr w:type="spellStart"/>
-      <w:r>
-        <w:t>Variational</w:t>
-      </w:r>
-      <w:proofErr w:type="spellEnd"/>
-      <w:r>
-        <w:t xml:space="preserve"> </w:t>
-      </w:r>
-      <w:proofErr w:type="spellStart"/>
-      <w:r>
-        <w:t>Autoencoder</w:t>
-      </w:r>
-      <w:proofErr w:type="spellEnd"/>
-      <w:r>
-        <w:t xml:space="preserve"> (VAE) </w:t>
+      <w:r>
+        <w:t xml:space="preserve">Variational Autoencoder (VAE) </w:t>
       </w:r>
     </w:p>
     <w:p>
@@ -1160,13 +1000,8 @@
           <w:numId w:val="12"/>
         </w:numPr>
       </w:pPr>
-      <w:proofErr w:type="spellStart"/>
-      <w:r>
-        <w:t>Reparameterization</w:t>
-      </w:r>
-      <w:proofErr w:type="spellEnd"/>
-      <w:r>
-        <w:t xml:space="preserve"> trick </w:t>
+      <w:r>
+        <w:t xml:space="preserve">Reparameterization trick </w:t>
       </w:r>
     </w:p>
     <w:p>
@@ -1222,23 +1057,7 @@
           <w:b/>
           <w:bCs/>
         </w:rPr>
-        <w:t xml:space="preserve">Étape 1 — </w:t>
-      </w:r>
-      <w:proofErr w:type="spellStart"/>
-      <w:r>
-        <w:rPr>
-          <w:b/>
-          <w:bCs/>
-        </w:rPr>
-        <w:t>Autoencoder</w:t>
-      </w:r>
-      <w:proofErr w:type="spellEnd"/>
-      <w:r>
-        <w:rPr>
-          <w:b/>
-          <w:bCs/>
-        </w:rPr>
-        <w:t xml:space="preserve"> simple</w:t>
+        <w:t>Étape 1 — Autoencoder simple</w:t>
       </w:r>
     </w:p>
     <w:p>
@@ -1248,13 +1067,8 @@
           <w:numId w:val="13"/>
         </w:numPr>
       </w:pPr>
-      <w:proofErr w:type="spellStart"/>
-      <w:r>
-        <w:t>Dataset</w:t>
-      </w:r>
-      <w:proofErr w:type="spellEnd"/>
-      <w:r>
-        <w:t xml:space="preserve"> : MNIST </w:t>
+      <w:r>
+        <w:t xml:space="preserve">Dataset : MNIST </w:t>
       </w:r>
     </w:p>
     <w:p>
@@ -1265,56 +1079,23 @@
         </w:numPr>
       </w:pPr>
       <w:r>
-        <w:t xml:space="preserve">Encoder + </w:t>
-      </w:r>
-      <w:proofErr w:type="spellStart"/>
-      <w:r>
-        <w:t>Decoder</w:t>
-      </w:r>
-      <w:proofErr w:type="spellEnd"/>
-      <w:r>
-        <w:t xml:space="preserve"> MLP </w:t>
-      </w:r>
-    </w:p>
-    <w:p>
-      <w:pPr>
-        <w:rPr>
-          <w:b/>
-          <w:bCs/>
-        </w:rPr>
-      </w:pPr>
-      <w:r>
-        <w:rPr>
-          <w:b/>
-          <w:bCs/>
-        </w:rPr>
-        <w:t xml:space="preserve">Étape 2 — </w:t>
-      </w:r>
-      <w:proofErr w:type="spellStart"/>
-      <w:r>
-        <w:rPr>
-          <w:b/>
-          <w:bCs/>
-        </w:rPr>
-        <w:t>Autoencoder</w:t>
-      </w:r>
-      <w:proofErr w:type="spellEnd"/>
-      <w:r>
-        <w:rPr>
-          <w:b/>
-          <w:bCs/>
-        </w:rPr>
-        <w:t xml:space="preserve"> </w:t>
-      </w:r>
-      <w:proofErr w:type="spellStart"/>
-      <w:r>
-        <w:rPr>
-          <w:b/>
-          <w:bCs/>
-        </w:rPr>
-        <w:t>convolutionnel</w:t>
-      </w:r>
-      <w:proofErr w:type="spellEnd"/>
+        <w:t xml:space="preserve">Encoder + Decoder MLP </w:t>
+      </w:r>
+    </w:p>
+    <w:p>
+      <w:pPr>
+        <w:rPr>
+          <w:b/>
+          <w:bCs/>
+        </w:rPr>
+      </w:pPr>
+      <w:r>
+        <w:rPr>
+          <w:b/>
+          <w:bCs/>
+        </w:rPr>
+        <w:t>Étape 2 — Autoencoder convolutionnel</w:t>
+      </w:r>
     </w:p>
     <w:p>
       <w:pPr>
@@ -1339,17 +1120,8 @@
           <w:b/>
           <w:bCs/>
         </w:rPr>
-        <w:t xml:space="preserve">Étape 3 — </w:t>
-      </w:r>
-      <w:proofErr w:type="spellStart"/>
-      <w:r>
-        <w:rPr>
-          <w:b/>
-          <w:bCs/>
-        </w:rPr>
-        <w:t>Denoising</w:t>
-      </w:r>
-      <w:proofErr w:type="spellEnd"/>
+        <w:t>Étape 3 — Denoising</w:t>
+      </w:r>
     </w:p>
     <w:p>
       <w:pPr>
@@ -1437,17 +1209,8 @@
           <w:b/>
           <w:bCs/>
         </w:rPr>
-        <w:t xml:space="preserve"> Mini-projet </w:t>
-      </w:r>
-      <w:proofErr w:type="spellStart"/>
-      <w:r>
-        <w:rPr>
-          <w:b/>
-          <w:bCs/>
-        </w:rPr>
-        <w:t>Autoencoder</w:t>
-      </w:r>
-      <w:proofErr w:type="spellEnd"/>
+        <w:t xml:space="preserve"> Mini-projet Autoencoder</w:t>
+      </w:r>
     </w:p>
     <w:p>
       <w:r>
@@ -1476,13 +1239,8 @@
           <w:numId w:val="17"/>
         </w:numPr>
       </w:pPr>
-      <w:proofErr w:type="spellStart"/>
-      <w:r>
-        <w:t>Decoder</w:t>
-      </w:r>
-      <w:proofErr w:type="spellEnd"/>
-      <w:r>
-        <w:t xml:space="preserve"> → reconstruire </w:t>
+      <w:r>
+        <w:t xml:space="preserve">Decoder → reconstruire </w:t>
       </w:r>
     </w:p>
     <w:p>
@@ -1503,13 +1261,8 @@
           <w:numId w:val="17"/>
         </w:numPr>
       </w:pPr>
-      <w:proofErr w:type="gramStart"/>
-      <w:r>
-        <w:t>qualité</w:t>
-      </w:r>
-      <w:proofErr w:type="gramEnd"/>
-      <w:r>
-        <w:t xml:space="preserve"> vs taille </w:t>
+      <w:r>
+        <w:t xml:space="preserve">qualité vs taille </w:t>
       </w:r>
     </w:p>
     <w:p>
@@ -1572,39 +1325,7 @@
           <w:b/>
           <w:bCs/>
         </w:rPr>
-        <w:t xml:space="preserve"> 3. Roadmap complète — RAG (</w:t>
-      </w:r>
-      <w:proofErr w:type="spellStart"/>
-      <w:r>
-        <w:rPr>
-          <w:b/>
-          <w:bCs/>
-        </w:rPr>
-        <w:t>Retrieval-Augmented</w:t>
-      </w:r>
-      <w:proofErr w:type="spellEnd"/>
-      <w:r>
-        <w:rPr>
-          <w:b/>
-          <w:bCs/>
-        </w:rPr>
-        <w:t xml:space="preserve"> </w:t>
-      </w:r>
-      <w:proofErr w:type="spellStart"/>
-      <w:r>
-        <w:rPr>
-          <w:b/>
-          <w:bCs/>
-        </w:rPr>
-        <w:t>Generation</w:t>
-      </w:r>
-      <w:proofErr w:type="spellEnd"/>
-      <w:r>
-        <w:rPr>
-          <w:b/>
-          <w:bCs/>
-        </w:rPr>
-        <w:t>)</w:t>
+        <w:t xml:space="preserve"> 3. Roadmap complète — RAG (Retrieval-Augmented Generation)</w:t>
       </w:r>
     </w:p>
     <w:p>
@@ -1648,13 +1369,8 @@
           <w:numId w:val="18"/>
         </w:numPr>
       </w:pPr>
-      <w:proofErr w:type="spellStart"/>
-      <w:r>
-        <w:t>Tokenization</w:t>
-      </w:r>
-      <w:proofErr w:type="spellEnd"/>
-      <w:r>
-        <w:t xml:space="preserve"> </w:t>
+      <w:r>
+        <w:t xml:space="preserve">Tokenization </w:t>
       </w:r>
     </w:p>
     <w:p>
@@ -1687,15 +1403,7 @@
         </w:numPr>
       </w:pPr>
       <w:r>
-        <w:t xml:space="preserve">Attention </w:t>
-      </w:r>
-      <w:proofErr w:type="spellStart"/>
-      <w:r>
-        <w:t>mechanism</w:t>
-      </w:r>
-      <w:proofErr w:type="spellEnd"/>
-      <w:r>
-        <w:t xml:space="preserve"> </w:t>
+        <w:t xml:space="preserve">Attention mechanism </w:t>
       </w:r>
     </w:p>
     <w:p>
@@ -1705,13 +1413,8 @@
           <w:numId w:val="18"/>
         </w:numPr>
       </w:pPr>
-      <w:proofErr w:type="spellStart"/>
-      <w:r>
-        <w:t>LLMs</w:t>
-      </w:r>
-      <w:proofErr w:type="spellEnd"/>
-      <w:r>
-        <w:t xml:space="preserve"> : </w:t>
+      <w:r>
+        <w:t xml:space="preserve">LLMs : </w:t>
       </w:r>
     </w:p>
     <w:p>
@@ -1799,13 +1502,8 @@
           <w:numId w:val="19"/>
         </w:numPr>
       </w:pPr>
-      <w:proofErr w:type="spellStart"/>
-      <w:r>
-        <w:t>Generator</w:t>
-      </w:r>
-      <w:proofErr w:type="spellEnd"/>
-      <w:r>
-        <w:t xml:space="preserve"> (LLM) </w:t>
+      <w:r>
+        <w:t xml:space="preserve">Generator (LLM) </w:t>
       </w:r>
     </w:p>
     <w:p>
@@ -1831,15 +1529,7 @@
         </w:numPr>
       </w:pPr>
       <w:r>
-        <w:t>Embeddings (</w:t>
-      </w:r>
-      <w:proofErr w:type="spellStart"/>
-      <w:r>
-        <w:t>OpenAI</w:t>
-      </w:r>
-      <w:proofErr w:type="spellEnd"/>
-      <w:r>
-        <w:t xml:space="preserve">, Sentence Transformers) </w:t>
+        <w:t xml:space="preserve">Embeddings (OpenAI, Sentence Transformers) </w:t>
       </w:r>
     </w:p>
     <w:p>
@@ -1850,23 +1540,7 @@
         </w:numPr>
       </w:pPr>
       <w:r>
-        <w:t>Similarité (</w:t>
-      </w:r>
-      <w:proofErr w:type="spellStart"/>
-      <w:r>
-        <w:t>cosine</w:t>
-      </w:r>
-      <w:proofErr w:type="spellEnd"/>
-      <w:r>
-        <w:t xml:space="preserve"> </w:t>
-      </w:r>
-      <w:proofErr w:type="spellStart"/>
-      <w:r>
-        <w:t>similarity</w:t>
-      </w:r>
-      <w:proofErr w:type="spellEnd"/>
-      <w:r>
-        <w:t xml:space="preserve">) </w:t>
+        <w:t xml:space="preserve">Similarité (cosine similarity) </w:t>
       </w:r>
     </w:p>
     <w:p>
@@ -1876,13 +1550,8 @@
           <w:numId w:val="20"/>
         </w:numPr>
       </w:pPr>
-      <w:proofErr w:type="spellStart"/>
-      <w:r>
-        <w:t>Chunking</w:t>
-      </w:r>
-      <w:proofErr w:type="spellEnd"/>
-      <w:r>
-        <w:t xml:space="preserve"> de documents </w:t>
+      <w:r>
+        <w:t xml:space="preserve">Chunking de documents </w:t>
       </w:r>
     </w:p>
     <w:p>
@@ -1929,13 +1598,8 @@
           <w:numId w:val="21"/>
         </w:numPr>
       </w:pPr>
-      <w:proofErr w:type="spellStart"/>
-      <w:r>
-        <w:t>ChromaDB</w:t>
-      </w:r>
-      <w:proofErr w:type="spellEnd"/>
-      <w:r>
-        <w:t xml:space="preserve"> </w:t>
+      <w:r>
+        <w:t xml:space="preserve">ChromaDB </w:t>
       </w:r>
     </w:p>
     <w:p>
@@ -1945,13 +1609,8 @@
           <w:numId w:val="21"/>
         </w:numPr>
       </w:pPr>
-      <w:proofErr w:type="spellStart"/>
-      <w:r>
-        <w:t>Pinecone</w:t>
-      </w:r>
-      <w:proofErr w:type="spellEnd"/>
-      <w:r>
-        <w:t xml:space="preserve"> </w:t>
+      <w:r>
+        <w:t xml:space="preserve">Pinecone </w:t>
       </w:r>
     </w:p>
     <w:p>
@@ -1961,21 +1620,8 @@
           <w:numId w:val="21"/>
         </w:numPr>
       </w:pPr>
-      <w:proofErr w:type="spellStart"/>
-      <w:r>
-        <w:t>LangChain</w:t>
-      </w:r>
-      <w:proofErr w:type="spellEnd"/>
-      <w:r>
-        <w:t xml:space="preserve"> / </w:t>
-      </w:r>
-      <w:proofErr w:type="spellStart"/>
-      <w:r>
-        <w:t>LlamaIndex</w:t>
-      </w:r>
-      <w:proofErr w:type="spellEnd"/>
-      <w:r>
-        <w:t xml:space="preserve"> </w:t>
+      <w:r>
+        <w:t xml:space="preserve">LangChain / LlamaIndex </w:t>
       </w:r>
     </w:p>
     <w:p>
@@ -2130,13 +1776,8 @@
           <w:numId w:val="25"/>
         </w:numPr>
       </w:pPr>
-      <w:proofErr w:type="spellStart"/>
-      <w:r>
-        <w:t>Chunking</w:t>
-      </w:r>
-      <w:proofErr w:type="spellEnd"/>
-      <w:r>
-        <w:t xml:space="preserve"> intelligent </w:t>
+      <w:r>
+        <w:t xml:space="preserve">Chunking intelligent </w:t>
       </w:r>
     </w:p>
     <w:p>
@@ -2147,15 +1788,7 @@
         </w:numPr>
       </w:pPr>
       <w:r>
-        <w:t>Re-</w:t>
-      </w:r>
-      <w:proofErr w:type="spellStart"/>
-      <w:r>
-        <w:t>ranking</w:t>
-      </w:r>
-      <w:proofErr w:type="spellEnd"/>
-      <w:r>
-        <w:t xml:space="preserve"> </w:t>
+        <w:t xml:space="preserve">Re-ranking </w:t>
       </w:r>
     </w:p>
     <w:p>
@@ -2166,23 +1799,7 @@
         </w:numPr>
       </w:pPr>
       <w:r>
-        <w:t>Multi-</w:t>
-      </w:r>
-      <w:proofErr w:type="spellStart"/>
-      <w:r>
-        <w:t>query</w:t>
-      </w:r>
-      <w:proofErr w:type="spellEnd"/>
-      <w:r>
-        <w:t xml:space="preserve"> </w:t>
-      </w:r>
-      <w:proofErr w:type="spellStart"/>
-      <w:r>
-        <w:t>retrieval</w:t>
-      </w:r>
-      <w:proofErr w:type="spellEnd"/>
-      <w:r>
-        <w:t xml:space="preserve"> </w:t>
+        <w:t xml:space="preserve">Multi-query retrieval </w:t>
       </w:r>
     </w:p>
     <w:p>
@@ -2221,23 +1838,7 @@
           <w:b/>
           <w:bCs/>
         </w:rPr>
-        <w:t xml:space="preserve">Projet : </w:t>
-      </w:r>
-      <w:proofErr w:type="spellStart"/>
-      <w:r>
-        <w:rPr>
-          <w:b/>
-          <w:bCs/>
-        </w:rPr>
-        <w:t>Chatbot</w:t>
-      </w:r>
-      <w:proofErr w:type="spellEnd"/>
-      <w:r>
-        <w:rPr>
-          <w:b/>
-          <w:bCs/>
-        </w:rPr>
-        <w:t xml:space="preserve"> intelligent sur documents</w:t>
+        <w:t>Projet : Chatbot intelligent sur documents</w:t>
       </w:r>
     </w:p>
     <w:p>
@@ -2274,13 +1875,8 @@
           <w:numId w:val="27"/>
         </w:numPr>
       </w:pPr>
-      <w:proofErr w:type="spellStart"/>
-      <w:r>
-        <w:t>Upload</w:t>
-      </w:r>
-      <w:proofErr w:type="spellEnd"/>
-      <w:r>
-        <w:t xml:space="preserve"> de documents </w:t>
+      <w:r>
+        <w:t xml:space="preserve">Upload de documents </w:t>
       </w:r>
     </w:p>
     <w:p>
@@ -2318,15 +1914,7 @@
         </w:numPr>
       </w:pPr>
       <w:r>
-        <w:t>Interface (</w:t>
-      </w:r>
-      <w:proofErr w:type="spellStart"/>
-      <w:r>
-        <w:t>Streamlit</w:t>
-      </w:r>
-      <w:proofErr w:type="spellEnd"/>
-      <w:r>
-        <w:t xml:space="preserve">) </w:t>
+        <w:t xml:space="preserve">Interface (Streamlit) </w:t>
       </w:r>
     </w:p>
     <w:p>
@@ -7031,7 +6619,7 @@
     <w:link w:val="Titre1Car"/>
     <w:uiPriority w:val="9"/>
     <w:qFormat/>
-    <w:rsid w:val="00FA286B"/>
+    <w:rsid w:val="00F5781D"/>
     <w:pPr>
       <w:keepNext/>
       <w:keepLines/>
@@ -7039,10 +6627,12 @@
       <w:outlineLvl w:val="0"/>
     </w:pPr>
     <w:rPr>
-      <w:rFonts w:asciiTheme="majorHAnsi" w:eastAsiaTheme="majorEastAsia" w:hAnsiTheme="majorHAnsi" w:cstheme="majorBidi"/>
-      <w:color w:val="2F5496" w:themeColor="accent1" w:themeShade="BF"/>
-      <w:sz w:val="40"/>
+      <w:rFonts w:eastAsiaTheme="majorEastAsia" w:cstheme="majorBidi"/>
+      <w:b/>
+      <w:color w:val="000000" w:themeColor="text1"/>
+      <w:sz w:val="28"/>
       <w:szCs w:val="40"/>
+      <w:u w:val="single"/>
     </w:rPr>
   </w:style>
   <w:style w:type="paragraph" w:styleId="Titre2">
@@ -7255,12 +6845,14 @@
     <w:basedOn w:val="Policepardfaut"/>
     <w:link w:val="Titre1"/>
     <w:uiPriority w:val="9"/>
-    <w:rsid w:val="00FA286B"/>
+    <w:rsid w:val="00F5781D"/>
     <w:rPr>
-      <w:rFonts w:asciiTheme="majorHAnsi" w:eastAsiaTheme="majorEastAsia" w:hAnsiTheme="majorHAnsi" w:cstheme="majorBidi"/>
-      <w:color w:val="2F5496" w:themeColor="accent1" w:themeShade="BF"/>
-      <w:sz w:val="40"/>
+      <w:rFonts w:eastAsiaTheme="majorEastAsia" w:cstheme="majorBidi"/>
+      <w:b/>
+      <w:color w:val="000000" w:themeColor="text1"/>
+      <w:sz w:val="28"/>
       <w:szCs w:val="40"/>
+      <w:u w:val="single"/>
     </w:rPr>
   </w:style>
   <w:style w:type="character" w:customStyle="1" w:styleId="Titre2Car">

--- a/plan.docx
+++ b/plan.docx
@@ -13,7 +13,21 @@
         <w:rPr>
           <w:lang w:val="en-US"/>
         </w:rPr>
-        <w:t>1. Roadmap complète — GAN (Generative Adversarial Networks)</w:t>
+        <w:t xml:space="preserve">1. Roadmap </w:t>
+      </w:r>
+      <w:proofErr w:type="spellStart"/>
+      <w:r>
+        <w:rPr>
+          <w:lang w:val="en-US"/>
+        </w:rPr>
+        <w:t>complète</w:t>
+      </w:r>
+      <w:proofErr w:type="spellEnd"/>
+      <w:r>
+        <w:rPr>
+          <w:lang w:val="en-US"/>
+        </w:rPr>
+        <w:t xml:space="preserve"> — GAN (Generative Adversarial Networks)</w:t>
       </w:r>
     </w:p>
     <w:p>
@@ -99,11 +113,19 @@
           <w:highlight w:val="cyan"/>
         </w:rPr>
       </w:pPr>
+      <w:proofErr w:type="gramStart"/>
       <w:r>
         <w:rPr>
           <w:highlight w:val="cyan"/>
         </w:rPr>
-        <w:t xml:space="preserve">Fonction objectif : </w:t>
+        <w:t>Fonction objectif</w:t>
+      </w:r>
+      <w:proofErr w:type="gramEnd"/>
+      <w:r>
+        <w:rPr>
+          <w:highlight w:val="cyan"/>
+        </w:rPr>
+        <w:t xml:space="preserve"> : </w:t>
       </w:r>
     </w:p>
     <w:p>
@@ -116,11 +138,33 @@
           <w:highlight w:val="yellow"/>
         </w:rPr>
       </w:pPr>
-      <w:r>
-        <w:rPr>
-          <w:highlight w:val="yellow"/>
-        </w:rPr>
-        <w:t xml:space="preserve">Binary cross entropy </w:t>
+      <w:proofErr w:type="spellStart"/>
+      <w:r>
+        <w:rPr>
+          <w:highlight w:val="yellow"/>
+        </w:rPr>
+        <w:t>Binary</w:t>
+      </w:r>
+      <w:proofErr w:type="spellEnd"/>
+      <w:r>
+        <w:rPr>
+          <w:highlight w:val="yellow"/>
+        </w:rPr>
+        <w:t xml:space="preserve"> cross </w:t>
+      </w:r>
+      <w:proofErr w:type="spellStart"/>
+      <w:r>
+        <w:rPr>
+          <w:highlight w:val="yellow"/>
+        </w:rPr>
+        <w:t>entropy</w:t>
+      </w:r>
+      <w:proofErr w:type="spellEnd"/>
+      <w:r>
+        <w:rPr>
+          <w:highlight w:val="yellow"/>
+        </w:rPr>
+        <w:t xml:space="preserve"> </w:t>
       </w:r>
     </w:p>
     <w:p>
@@ -165,7 +209,21 @@
         <w:rPr>
           <w:highlight w:val="yellow"/>
         </w:rPr>
-        <w:t xml:space="preserve">Nash equilibrium </w:t>
+        <w:t xml:space="preserve">Nash </w:t>
+      </w:r>
+      <w:proofErr w:type="spellStart"/>
+      <w:r>
+        <w:rPr>
+          <w:highlight w:val="yellow"/>
+        </w:rPr>
+        <w:t>equilibrium</w:t>
+      </w:r>
+      <w:proofErr w:type="spellEnd"/>
+      <w:r>
+        <w:rPr>
+          <w:highlight w:val="yellow"/>
+        </w:rPr>
+        <w:t xml:space="preserve"> </w:t>
       </w:r>
     </w:p>
     <w:p>
@@ -236,13 +294,21 @@
           <w:highlight w:val="yellow"/>
           <w:lang w:val="en-US"/>
         </w:rPr>
-        <w:t>-DC</w:t>
-      </w:r>
+        <w:t>-</w:t>
+      </w:r>
+      <w:proofErr w:type="gramStart"/>
       <w:r>
         <w:rPr>
           <w:highlight w:val="yellow"/>
           <w:lang w:val="en-US"/>
         </w:rPr>
+        <w:t>DC</w:t>
+      </w:r>
+      <w:r>
+        <w:rPr>
+          <w:highlight w:val="yellow"/>
+          <w:lang w:val="en-US"/>
+        </w:rPr>
         <w:t>GAN</w:t>
       </w:r>
       <w:r>
@@ -250,7 +316,15 @@
           <w:highlight w:val="yellow"/>
           <w:lang w:val="en-US"/>
         </w:rPr>
-        <w:t xml:space="preserve"> : spectrally normalized </w:t>
+        <w:t> :</w:t>
+      </w:r>
+      <w:proofErr w:type="gramEnd"/>
+      <w:r>
+        <w:rPr>
+          <w:highlight w:val="yellow"/>
+          <w:lang w:val="en-US"/>
+        </w:rPr>
+        <w:t xml:space="preserve"> spectrally normalized </w:t>
       </w:r>
       <w:r>
         <w:rPr>
@@ -280,7 +354,21 @@
         <w:rPr>
           <w:highlight w:val="yellow"/>
         </w:rPr>
-        <w:t> : wasserstein GAN</w:t>
+        <w:t xml:space="preserve"> : </w:t>
+      </w:r>
+      <w:proofErr w:type="spellStart"/>
+      <w:r>
+        <w:rPr>
+          <w:highlight w:val="yellow"/>
+        </w:rPr>
+        <w:t>wasserstein</w:t>
+      </w:r>
+      <w:proofErr w:type="spellEnd"/>
+      <w:r>
+        <w:rPr>
+          <w:highlight w:val="yellow"/>
+        </w:rPr>
+        <w:t xml:space="preserve"> GAN</w:t>
       </w:r>
     </w:p>
     <w:p>
@@ -306,9 +394,37 @@
           <w:ilvl w:val="0"/>
           <w:numId w:val="3"/>
         </w:numPr>
-      </w:pPr>
-      <w:r>
-        <w:t xml:space="preserve">Conditional GAN (cGAN) </w:t>
+        <w:rPr>
+          <w:highlight w:val="yellow"/>
+        </w:rPr>
+      </w:pPr>
+      <w:proofErr w:type="spellStart"/>
+      <w:r>
+        <w:rPr>
+          <w:highlight w:val="yellow"/>
+        </w:rPr>
+        <w:t>Conditional</w:t>
+      </w:r>
+      <w:proofErr w:type="spellEnd"/>
+      <w:r>
+        <w:rPr>
+          <w:highlight w:val="yellow"/>
+        </w:rPr>
+        <w:t xml:space="preserve"> GAN (</w:t>
+      </w:r>
+      <w:proofErr w:type="spellStart"/>
+      <w:r>
+        <w:rPr>
+          <w:highlight w:val="yellow"/>
+        </w:rPr>
+        <w:t>cGAN</w:t>
+      </w:r>
+      <w:proofErr w:type="spellEnd"/>
+      <w:r>
+        <w:rPr>
+          <w:highlight w:val="yellow"/>
+        </w:rPr>
+        <w:t xml:space="preserve">) </w:t>
       </w:r>
     </w:p>
     <w:p>
@@ -490,12 +606,14 @@
         <w:rPr>
           <w:b/>
           <w:bCs/>
-        </w:rPr>
-      </w:pPr>
-      <w:r>
-        <w:rPr>
-          <w:b/>
-          <w:bCs/>
+          <w:highlight w:val="yellow"/>
+        </w:rPr>
+      </w:pPr>
+      <w:r>
+        <w:rPr>
+          <w:b/>
+          <w:bCs/>
+          <w:highlight w:val="yellow"/>
         </w:rPr>
         <w:t>Étape 4 — GAN conditionnel</w:t>
       </w:r>
@@ -506,266 +624,229 @@
           <w:ilvl w:val="0"/>
           <w:numId w:val="7"/>
         </w:numPr>
-      </w:pPr>
-      <w:r>
-        <w:lastRenderedPageBreak/>
+        <w:rPr>
+          <w:highlight w:val="yellow"/>
+        </w:rPr>
+      </w:pPr>
+      <w:r>
+        <w:rPr>
+          <w:highlight w:val="yellow"/>
+        </w:rPr>
         <w:t xml:space="preserve">Générer des images selon un label </w:t>
       </w:r>
     </w:p>
-    <w:p>
-      <w:r>
-        <w:pict w14:anchorId="03F3974A">
+    <w:p/>
+    <w:p>
+      <w:pPr>
+        <w:pStyle w:val="Titre1"/>
+        <w:rPr>
+          <w:b w:val="0"/>
+          <w:bCs/>
+        </w:rPr>
+      </w:pPr>
+      <w:r>
+        <w:rPr>
+          <w:bCs/>
+        </w:rPr>
+        <w:t>Mes notes de cours :</w:t>
+      </w:r>
+    </w:p>
+    <w:p>
+      <w:r>
+        <w:t>Au début, le Générateur ne sait pas s'il doit dessiner un chat, un chiffre 7, un visage ou autre. Il reçoit juste du bruit (des chiffres au hasard). Pour lui, c'est comme si on lui demandait de dessiner les yeux fermés. Et l’envoie au discriminateur.</w:t>
+      </w:r>
+    </w:p>
+    <w:p>
+      <w:r>
+        <w:rPr>
+          <w:b/>
+          <w:bCs/>
+          <w:color w:val="EE0000"/>
+          <w:u w:val="single"/>
+        </w:rPr>
+        <w:t>Le Discriminateur n'aide jamais volontairement le Générateur</w:t>
+      </w:r>
+      <w:r>
+        <w:t>. Il n'est pas un professeur bienveillant qui dit gentiment : "Hé, modifie le pixel (</w:t>
+      </w:r>
+      <w:proofErr w:type="spellStart"/>
+      <w:proofErr w:type="gramStart"/>
+      <w:r>
+        <w:t>x,y</w:t>
+      </w:r>
+      <w:proofErr w:type="spellEnd"/>
+      <w:proofErr w:type="gramEnd"/>
+      <w:r>
+        <w:t>) pour faire une belle boucle de 8 !".</w:t>
+      </w:r>
+    </w:p>
+    <w:p>
+      <w:r>
+        <w:t>Le Discriminateur est un inspecteur froid et méchant. Tout ce qu'il dit, c'est : "Zéro ! C'est complètement faux !".</w:t>
+      </w:r>
+    </w:p>
+    <w:p>
+      <w:pPr>
+        <w:rPr>
+          <w:b/>
+          <w:bCs/>
+          <w:u w:val="single"/>
+        </w:rPr>
+      </w:pPr>
+      <w:r>
+        <w:rPr>
+          <w:b/>
+          <w:bCs/>
+          <w:u w:val="single"/>
+        </w:rPr>
+        <w:t xml:space="preserve">Alors, comment le Générateur </w:t>
+      </w:r>
+      <w:proofErr w:type="spellStart"/>
+      <w:r>
+        <w:rPr>
+          <w:b/>
+          <w:bCs/>
+          <w:u w:val="single"/>
+        </w:rPr>
+        <w:t>sait-il</w:t>
+      </w:r>
+      <w:proofErr w:type="spellEnd"/>
+      <w:r>
+        <w:rPr>
+          <w:b/>
+          <w:bCs/>
+          <w:u w:val="single"/>
+        </w:rPr>
+        <w:t xml:space="preserve"> quels pixels modifier ?</w:t>
+      </w:r>
+    </w:p>
+    <w:p>
+      <w:r>
+        <w:t xml:space="preserve">C'est grâce à la </w:t>
+      </w:r>
+      <w:proofErr w:type="spellStart"/>
+      <w:r>
+        <w:t>Backpropagation</w:t>
+      </w:r>
+      <w:proofErr w:type="spellEnd"/>
+      <w:r>
+        <w:t xml:space="preserve"> (la rétropropagation du gradient).</w:t>
+      </w:r>
+    </w:p>
+    <w:p>
+      <w:r>
+        <w:t>Quand le Discriminateur donne sa mauvaise note, l'ordinateur calcule des dérivées mathématiques. C'est ce calcul qui se transforme en une carte d'erreurs pour le Générateur.</w:t>
+      </w:r>
+    </w:p>
+    <w:p>
+      <w:r>
+        <w:t>C'est un peu comme si l'inspecteur (le Discriminateur) laissait tomber ses notes d'examen par terre en partant. Le Générateur (le Faussaire) ramasse les notes en cachette, regarde les corrections mathématiques, et se dit : "Ah ! Il a grillé mon faux billet parce que l'encre en haut à gauche était trop claire. Je vais corriger ça".</w:t>
+      </w:r>
+    </w:p>
+    <w:p>
+      <w:r>
+        <w:t>Donc, le Discriminateur "aide" le Générateur malgré lui, par le simple fait de donner une note et de laisser les traces mathématiques de ses critères de notation.</w:t>
+      </w:r>
+    </w:p>
+    <w:p>
+      <w:pPr>
+        <w:rPr>
+          <w:b/>
+          <w:bCs/>
+        </w:rPr>
+      </w:pPr>
+      <w:proofErr w:type="gramStart"/>
+      <w:r>
+        <w:rPr>
+          <w:b/>
+          <w:bCs/>
+          <w:highlight w:val="yellow"/>
+        </w:rPr>
+        <w:t>duel</w:t>
+      </w:r>
+      <w:proofErr w:type="gramEnd"/>
+      <w:r>
+        <w:rPr>
+          <w:b/>
+          <w:bCs/>
+          <w:highlight w:val="yellow"/>
+        </w:rPr>
+        <w:t xml:space="preserve"> Min-Max (100% Vrai)</w:t>
+      </w:r>
+    </w:p>
+    <w:p>
+      <w:r>
+        <w:t>Une fois que le Générateur a compris (grâce aux notes ramassées) à quoi doit ressembler un chiffre MNIST, il ne cherche plus à "apprendre", il cherche à gagner.</w:t>
+      </w:r>
+    </w:p>
+    <w:p>
+      <w:r>
+        <w:t>C'est là que le conflit éclate :</w:t>
+      </w:r>
+    </w:p>
+    <w:p/>
+    <w:p>
+      <w:r>
+        <w:t>Le Générateur devient un faussaire d'élite. Il commence à glisser des faux billets hyper réalistes dans le lot.</w:t>
+      </w:r>
+    </w:p>
+    <w:p>
+      <w:r>
+        <w:t>Le Discriminateur se fait piéger. Sa Loss augmente. Il s'énerve et se dit : "Attends un peu, on essaie de me rouler. Je vais analyser les images de beaucoup plus près". Il devient alors plus pointilleux (il apprend à repérer des micro-défauts que le Générateur a laissés).</w:t>
+      </w:r>
+    </w:p>
+    <w:p>
+      <w:r>
+        <w:t>Le Générateur doit à son tour trouver une nouvelle ruse.</w:t>
+      </w:r>
+    </w:p>
+    <w:p>
+      <w:r>
+        <w:t xml:space="preserve">C'est l'essence même du mot </w:t>
+      </w:r>
+      <w:proofErr w:type="spellStart"/>
+      <w:r>
+        <w:t>Adversarial</w:t>
+      </w:r>
+      <w:proofErr w:type="spellEnd"/>
+      <w:r>
+        <w:t xml:space="preserve"> (Adversaire).</w:t>
+      </w:r>
+    </w:p>
+    <w:p>
+      <w:pPr>
+        <w:rPr>
+          <w:b/>
+          <w:bCs/>
+        </w:rPr>
+      </w:pPr>
+      <w:r>
+        <w:rPr>
+          <w:b/>
+          <w:bCs/>
+        </w:rPr>
+        <w:t>« Explication de Gemini »</w:t>
+      </w:r>
+    </w:p>
+    <w:p>
+      <w:r>
+        <w:pict w14:anchorId="32FF9FAA">
           <v:rect id="_x0000_i1027" style="width:0;height:1.5pt" o:hralign="center" o:hrstd="t" o:hr="t" fillcolor="#a0a0a0" stroked="f"/>
         </w:pict>
       </w:r>
     </w:p>
     <w:p>
       <w:pPr>
-        <w:rPr>
-          <w:b/>
-          <w:bCs/>
-        </w:rPr>
-      </w:pPr>
-      <w:r>
-        <w:rPr>
-          <w:b/>
-          <w:bCs/>
-        </w:rPr>
-        <w:t>Mini-projet GAN</w:t>
-      </w:r>
-    </w:p>
-    <w:p>
-      <w:r>
-        <w:rPr>
-          <w:b/>
-          <w:bCs/>
-        </w:rPr>
-        <w:t>Projet : Générateur d’images stylisées</w:t>
-      </w:r>
-    </w:p>
-    <w:p>
-      <w:pPr>
-        <w:numPr>
-          <w:ilvl w:val="0"/>
-          <w:numId w:val="8"/>
-        </w:numPr>
-      </w:pPr>
-      <w:r>
-        <w:t xml:space="preserve">Input : bruit + classe (ex : "chat", "chien") </w:t>
-      </w:r>
-    </w:p>
-    <w:p>
-      <w:pPr>
-        <w:numPr>
-          <w:ilvl w:val="0"/>
-          <w:numId w:val="8"/>
-        </w:numPr>
-      </w:pPr>
-      <w:r>
-        <w:t xml:space="preserve">Output : image réaliste </w:t>
-      </w:r>
-    </w:p>
-    <w:p>
-      <w:pPr>
-        <w:numPr>
-          <w:ilvl w:val="0"/>
-          <w:numId w:val="8"/>
-        </w:numPr>
-      </w:pPr>
-      <w:r>
-        <w:t xml:space="preserve">Bonus : </w:t>
-      </w:r>
-    </w:p>
-    <w:p>
-      <w:pPr>
-        <w:numPr>
-          <w:ilvl w:val="1"/>
-          <w:numId w:val="8"/>
-        </w:numPr>
-      </w:pPr>
-      <w:r>
-        <w:t xml:space="preserve">Interface simple (Streamlit) </w:t>
-      </w:r>
-    </w:p>
-    <w:p>
-      <w:pPr>
-        <w:numPr>
-          <w:ilvl w:val="1"/>
-          <w:numId w:val="8"/>
-        </w:numPr>
-      </w:pPr>
-      <w:r>
-        <w:t xml:space="preserve">Comparer GAN vs Diffusion </w:t>
-      </w:r>
-    </w:p>
-    <w:p/>
-    <w:p>
-      <w:pPr>
         <w:pStyle w:val="Titre1"/>
-        <w:rPr>
-          <w:b w:val="0"/>
-          <w:bCs/>
-        </w:rPr>
-      </w:pPr>
-      <w:r>
-        <w:rPr>
-          <w:bCs/>
-        </w:rPr>
-        <w:t>Mes notes de cours :</w:t>
-      </w:r>
-    </w:p>
-    <w:p>
-      <w:r>
-        <w:t>Au début, le Générateur ne sait pas s'il doit dessiner un chat, un chiffre 7, un visage ou autre. Il reçoit juste du bruit (des chiffres au hasard). Pour lui, c'est comme si on lui demandait de dessiner les yeux fermés. Et l’envoie au discriminateur.</w:t>
-      </w:r>
-    </w:p>
-    <w:p>
-      <w:r>
-        <w:rPr>
-          <w:b/>
-          <w:bCs/>
-          <w:color w:val="EE0000"/>
-          <w:u w:val="single"/>
-        </w:rPr>
-        <w:t>Le Discriminateur n'aide jamais volontairement le Générateur</w:t>
-      </w:r>
-      <w:r>
-        <w:t>. Il n'est pas un professeur bienveillant qui dit gentiment : "Hé, modifie le pixel (x,y) pour faire une belle boucle de 8 !".</w:t>
-      </w:r>
-    </w:p>
-    <w:p>
-      <w:r>
-        <w:t>Le Discriminateur est un inspecteur froid et méchant. Tout ce qu'il dit, c'est : "Zéro ! C'est complètement faux !".</w:t>
-      </w:r>
-    </w:p>
-    <w:p>
-      <w:pPr>
-        <w:rPr>
-          <w:b/>
-          <w:bCs/>
-          <w:u w:val="single"/>
-        </w:rPr>
-      </w:pPr>
-      <w:r>
-        <w:rPr>
-          <w:b/>
-          <w:bCs/>
-          <w:u w:val="single"/>
-        </w:rPr>
-        <w:t>Alors, comment le Générateur sait-il quels pixels modifier ?</w:t>
-      </w:r>
-    </w:p>
-    <w:p>
-      <w:r>
-        <w:t>C'est grâce à la Backpropagation (la rétropropagation du gradient).</w:t>
-      </w:r>
-    </w:p>
-    <w:p>
-      <w:r>
-        <w:t>Quand le Discriminateur donne sa mauvaise note, l'ordinateur calcule des dérivées mathématiques. C'est ce calcul qui se transforme en une carte d'erreurs pour le Générateur.</w:t>
-      </w:r>
-    </w:p>
-    <w:p>
-      <w:r>
-        <w:t>C'est un peu comme si l'inspecteur (le Discriminateur) laissait tomber ses notes d'examen par terre en partant. Le Générateur (le Faussaire) ramasse les notes en cachette, regarde les corrections mathématiques, et se dit : "Ah ! Il a grillé mon faux billet parce que l'encre en haut à gauche était trop claire. Je vais corriger ça".</w:t>
-      </w:r>
-    </w:p>
-    <w:p>
-      <w:r>
-        <w:t>Donc, le Discriminateur "aide" le Générateur malgré lui, par le simple fait de donner une note et de laisser les traces mathématiques de ses critères de notation.</w:t>
-      </w:r>
-    </w:p>
-    <w:p>
-      <w:pPr>
-        <w:rPr>
-          <w:b/>
-          <w:bCs/>
-        </w:rPr>
-      </w:pPr>
-      <w:r>
-        <w:rPr>
-          <w:b/>
-          <w:bCs/>
-          <w:highlight w:val="yellow"/>
-        </w:rPr>
-        <w:t>duel Min-Max (100% Vrai)</w:t>
-      </w:r>
-    </w:p>
-    <w:p>
-      <w:r>
-        <w:t>Une fois que le Générateur a compris (grâce aux notes ramassées) à quoi doit ressembler un chiffre MNIST, il ne cherche plus à "apprendre", il cherche à gagner.</w:t>
-      </w:r>
-    </w:p>
-    <w:p>
-      <w:r>
-        <w:t>C'est là que le conflit éclate :</w:t>
-      </w:r>
-    </w:p>
-    <w:p/>
-    <w:p>
-      <w:r>
-        <w:t>Le Générateur devient un faussaire d'élite. Il commence à glisser des faux billets hyper réalistes dans le lot.</w:t>
-      </w:r>
-    </w:p>
-    <w:p>
-      <w:r>
-        <w:t>Le Discriminateur se fait piéger. Sa Loss augmente. Il s'énerve et se dit : "Attends un peu, on essaie de me rouler. Je vais analyser les images de beaucoup plus près". Il devient alors plus pointilleux (il apprend à repérer des micro-défauts que le Générateur a laissés).</w:t>
-      </w:r>
-    </w:p>
-    <w:p>
-      <w:r>
-        <w:t>Le Générateur doit à son tour trouver une nouvelle ruse.</w:t>
-      </w:r>
-    </w:p>
-    <w:p>
-      <w:r>
-        <w:t>C'est l'essence même du mot Adversarial (Adversaire).</w:t>
-      </w:r>
-    </w:p>
-    <w:p>
-      <w:pPr>
-        <w:rPr>
-          <w:b/>
-          <w:bCs/>
-        </w:rPr>
-      </w:pPr>
-      <w:r>
-        <w:rPr>
-          <w:b/>
-          <w:bCs/>
-        </w:rPr>
-        <w:t>« Explication de Gemini »</w:t>
-      </w:r>
-    </w:p>
-    <w:p>
-      <w:r>
-        <w:pict w14:anchorId="32FF9FAA">
-          <v:rect id="_x0000_i1028" style="width:0;height:1.5pt" o:hralign="center" o:hrstd="t" o:hr="t" fillcolor="#a0a0a0" stroked="f"/>
-        </w:pict>
-      </w:r>
-    </w:p>
-    <w:p>
-      <w:pPr>
-        <w:rPr>
-          <w:b/>
-          <w:bCs/>
-        </w:rPr>
-      </w:pPr>
-      <w:r>
-        <w:rPr>
-          <w:rFonts w:ascii="Segoe UI Emoji" w:hAnsi="Segoe UI Emoji" w:cs="Segoe UI Emoji"/>
-          <w:b/>
-          <w:bCs/>
-        </w:rPr>
-        <w:t>🔁</w:t>
-      </w:r>
-      <w:r>
-        <w:rPr>
-          <w:b/>
-          <w:bCs/>
-        </w:rPr>
-        <w:t xml:space="preserve"> 2. Roadmap complète — Auto-Encoders</w:t>
-      </w:r>
+      </w:pPr>
+      <w:r>
+        <w:t xml:space="preserve"> 2. Roadmap complète — Auto-</w:t>
+      </w:r>
+      <w:proofErr w:type="spellStart"/>
+      <w:r>
+        <w:t>Encoders</w:t>
+      </w:r>
+      <w:proofErr w:type="spellEnd"/>
     </w:p>
     <w:p>
       <w:pPr>
@@ -837,7 +918,7 @@
     <w:p>
       <w:r>
         <w:pict w14:anchorId="139D15ED">
-          <v:rect id="_x0000_i1029" style="width:0;height:1.5pt" o:hralign="center" o:hrstd="t" o:hr="t" fillcolor="#a0a0a0" stroked="f"/>
+          <v:rect id="_x0000_i1028" style="width:0;height:1.5pt" o:hralign="center" o:hrstd="t" o:hr="t" fillcolor="#a0a0a0" stroked="f"/>
         </w:pict>
       </w:r>
     </w:p>
@@ -861,8 +942,17 @@
           <w:b/>
           <w:bCs/>
         </w:rPr>
-        <w:t xml:space="preserve"> 2. Théorie des Auto-Encoders</w:t>
-      </w:r>
+        <w:t xml:space="preserve"> 2. Théorie des Auto-</w:t>
+      </w:r>
+      <w:proofErr w:type="spellStart"/>
+      <w:r>
+        <w:rPr>
+          <w:b/>
+          <w:bCs/>
+        </w:rPr>
+        <w:t>Encoders</w:t>
+      </w:r>
+      <w:proofErr w:type="spellEnd"/>
     </w:p>
     <w:p>
       <w:pPr>
@@ -898,7 +988,15 @@
         </w:numPr>
       </w:pPr>
       <w:r>
-        <w:t xml:space="preserve">Reconstruction loss </w:t>
+        <w:t xml:space="preserve">Reconstruction </w:t>
+      </w:r>
+      <w:proofErr w:type="spellStart"/>
+      <w:r>
+        <w:t>loss</w:t>
+      </w:r>
+      <w:proofErr w:type="spellEnd"/>
+      <w:r>
+        <w:t xml:space="preserve"> </w:t>
       </w:r>
     </w:p>
     <w:p>
@@ -908,8 +1006,13 @@
           <w:numId w:val="10"/>
         </w:numPr>
       </w:pPr>
-      <w:r>
-        <w:t xml:space="preserve">Bottleneck </w:t>
+      <w:proofErr w:type="spellStart"/>
+      <w:r>
+        <w:t>Bottleneck</w:t>
+      </w:r>
+      <w:proofErr w:type="spellEnd"/>
+      <w:r>
+        <w:t xml:space="preserve"> </w:t>
       </w:r>
     </w:p>
     <w:p>
@@ -935,7 +1038,15 @@
         </w:numPr>
       </w:pPr>
       <w:r>
-        <w:t xml:space="preserve">Vanilla Autoencoder </w:t>
+        <w:t xml:space="preserve">Vanilla </w:t>
+      </w:r>
+      <w:proofErr w:type="spellStart"/>
+      <w:r>
+        <w:t>Autoencoder</w:t>
+      </w:r>
+      <w:proofErr w:type="spellEnd"/>
+      <w:r>
+        <w:t xml:space="preserve"> </w:t>
       </w:r>
     </w:p>
     <w:p>
@@ -945,8 +1056,21 @@
           <w:numId w:val="11"/>
         </w:numPr>
       </w:pPr>
-      <w:r>
-        <w:t xml:space="preserve">Sparse Autoencoder </w:t>
+      <w:proofErr w:type="spellStart"/>
+      <w:r>
+        <w:t>Sparse</w:t>
+      </w:r>
+      <w:proofErr w:type="spellEnd"/>
+      <w:r>
+        <w:t xml:space="preserve"> </w:t>
+      </w:r>
+      <w:proofErr w:type="spellStart"/>
+      <w:r>
+        <w:t>Autoencoder</w:t>
+      </w:r>
+      <w:proofErr w:type="spellEnd"/>
+      <w:r>
+        <w:t xml:space="preserve"> </w:t>
       </w:r>
     </w:p>
     <w:p>
@@ -956,8 +1080,21 @@
           <w:numId w:val="11"/>
         </w:numPr>
       </w:pPr>
-      <w:r>
-        <w:t xml:space="preserve">Denoising Autoencoder </w:t>
+      <w:proofErr w:type="spellStart"/>
+      <w:r>
+        <w:t>Denoising</w:t>
+      </w:r>
+      <w:proofErr w:type="spellEnd"/>
+      <w:r>
+        <w:t xml:space="preserve"> </w:t>
+      </w:r>
+      <w:proofErr w:type="spellStart"/>
+      <w:r>
+        <w:t>Autoencoder</w:t>
+      </w:r>
+      <w:proofErr w:type="spellEnd"/>
+      <w:r>
+        <w:t xml:space="preserve"> </w:t>
       </w:r>
     </w:p>
     <w:p>
@@ -967,8 +1104,21 @@
           <w:numId w:val="11"/>
         </w:numPr>
       </w:pPr>
-      <w:r>
-        <w:t xml:space="preserve">Variational Autoencoder (VAE) </w:t>
+      <w:proofErr w:type="spellStart"/>
+      <w:r>
+        <w:t>Variational</w:t>
+      </w:r>
+      <w:proofErr w:type="spellEnd"/>
+      <w:r>
+        <w:t xml:space="preserve"> </w:t>
+      </w:r>
+      <w:proofErr w:type="spellStart"/>
+      <w:r>
+        <w:t>Autoencoder</w:t>
+      </w:r>
+      <w:proofErr w:type="spellEnd"/>
+      <w:r>
+        <w:t xml:space="preserve"> (VAE) </w:t>
       </w:r>
     </w:p>
     <w:p>
@@ -1000,8 +1150,13 @@
           <w:numId w:val="12"/>
         </w:numPr>
       </w:pPr>
-      <w:r>
-        <w:t xml:space="preserve">Reparameterization trick </w:t>
+      <w:proofErr w:type="spellStart"/>
+      <w:r>
+        <w:t>Reparameterization</w:t>
+      </w:r>
+      <w:proofErr w:type="spellEnd"/>
+      <w:r>
+        <w:t xml:space="preserve"> trick </w:t>
       </w:r>
     </w:p>
     <w:p>
@@ -1018,7 +1173,7 @@
     <w:p>
       <w:r>
         <w:pict w14:anchorId="0C5EDE6C">
-          <v:rect id="_x0000_i1030" style="width:0;height:1.5pt" o:hralign="center" o:hrstd="t" o:hr="t" fillcolor="#a0a0a0" stroked="f"/>
+          <v:rect id="_x0000_i1029" style="width:0;height:1.5pt" o:hralign="center" o:hrstd="t" o:hr="t" fillcolor="#a0a0a0" stroked="f"/>
         </w:pict>
       </w:r>
     </w:p>
@@ -1057,7 +1212,23 @@
           <w:b/>
           <w:bCs/>
         </w:rPr>
-        <w:t>Étape 1 — Autoencoder simple</w:t>
+        <w:t xml:space="preserve">Étape 1 — </w:t>
+      </w:r>
+      <w:proofErr w:type="spellStart"/>
+      <w:r>
+        <w:rPr>
+          <w:b/>
+          <w:bCs/>
+        </w:rPr>
+        <w:t>Autoencoder</w:t>
+      </w:r>
+      <w:proofErr w:type="spellEnd"/>
+      <w:r>
+        <w:rPr>
+          <w:b/>
+          <w:bCs/>
+        </w:rPr>
+        <w:t xml:space="preserve"> simple</w:t>
       </w:r>
     </w:p>
     <w:p>
@@ -1067,8 +1238,13 @@
           <w:numId w:val="13"/>
         </w:numPr>
       </w:pPr>
-      <w:r>
-        <w:t xml:space="preserve">Dataset : MNIST </w:t>
+      <w:proofErr w:type="spellStart"/>
+      <w:r>
+        <w:t>Dataset</w:t>
+      </w:r>
+      <w:proofErr w:type="spellEnd"/>
+      <w:r>
+        <w:t xml:space="preserve"> : MNIST </w:t>
       </w:r>
     </w:p>
     <w:p>
@@ -1079,23 +1255,56 @@
         </w:numPr>
       </w:pPr>
       <w:r>
-        <w:t xml:space="preserve">Encoder + Decoder MLP </w:t>
-      </w:r>
-    </w:p>
-    <w:p>
-      <w:pPr>
-        <w:rPr>
-          <w:b/>
-          <w:bCs/>
-        </w:rPr>
-      </w:pPr>
-      <w:r>
-        <w:rPr>
-          <w:b/>
-          <w:bCs/>
-        </w:rPr>
-        <w:t>Étape 2 — Autoencoder convolutionnel</w:t>
-      </w:r>
+        <w:t xml:space="preserve">Encoder + </w:t>
+      </w:r>
+      <w:proofErr w:type="spellStart"/>
+      <w:r>
+        <w:t>Decoder</w:t>
+      </w:r>
+      <w:proofErr w:type="spellEnd"/>
+      <w:r>
+        <w:t xml:space="preserve"> MLP </w:t>
+      </w:r>
+    </w:p>
+    <w:p>
+      <w:pPr>
+        <w:rPr>
+          <w:b/>
+          <w:bCs/>
+        </w:rPr>
+      </w:pPr>
+      <w:r>
+        <w:rPr>
+          <w:b/>
+          <w:bCs/>
+        </w:rPr>
+        <w:t xml:space="preserve">Étape 2 — </w:t>
+      </w:r>
+      <w:proofErr w:type="spellStart"/>
+      <w:r>
+        <w:rPr>
+          <w:b/>
+          <w:bCs/>
+        </w:rPr>
+        <w:t>Autoencoder</w:t>
+      </w:r>
+      <w:proofErr w:type="spellEnd"/>
+      <w:r>
+        <w:rPr>
+          <w:b/>
+          <w:bCs/>
+        </w:rPr>
+        <w:t xml:space="preserve"> </w:t>
+      </w:r>
+      <w:proofErr w:type="spellStart"/>
+      <w:r>
+        <w:rPr>
+          <w:b/>
+          <w:bCs/>
+        </w:rPr>
+        <w:t>convolutionnel</w:t>
+      </w:r>
+      <w:proofErr w:type="spellEnd"/>
     </w:p>
     <w:p>
       <w:pPr>
@@ -1120,8 +1329,17 @@
           <w:b/>
           <w:bCs/>
         </w:rPr>
-        <w:t>Étape 3 — Denoising</w:t>
-      </w:r>
+        <w:t xml:space="preserve">Étape 3 — </w:t>
+      </w:r>
+      <w:proofErr w:type="spellStart"/>
+      <w:r>
+        <w:rPr>
+          <w:b/>
+          <w:bCs/>
+        </w:rPr>
+        <w:t>Denoising</w:t>
+      </w:r>
+      <w:proofErr w:type="spellEnd"/>
     </w:p>
     <w:p>
       <w:pPr>
@@ -1185,7 +1403,7 @@
     <w:p>
       <w:r>
         <w:pict w14:anchorId="2E8786FD">
-          <v:rect id="_x0000_i1031" style="width:0;height:1.5pt" o:hralign="center" o:hrstd="t" o:hr="t" fillcolor="#a0a0a0" stroked="f"/>
+          <v:rect id="_x0000_i1030" style="width:0;height:1.5pt" o:hralign="center" o:hrstd="t" o:hr="t" fillcolor="#a0a0a0" stroked="f"/>
         </w:pict>
       </w:r>
     </w:p>
@@ -1209,8 +1427,17 @@
           <w:b/>
           <w:bCs/>
         </w:rPr>
-        <w:t xml:space="preserve"> Mini-projet Autoencoder</w:t>
-      </w:r>
+        <w:t xml:space="preserve"> Mini-projet </w:t>
+      </w:r>
+      <w:proofErr w:type="spellStart"/>
+      <w:r>
+        <w:rPr>
+          <w:b/>
+          <w:bCs/>
+        </w:rPr>
+        <w:t>Autoencoder</w:t>
+      </w:r>
+      <w:proofErr w:type="spellEnd"/>
     </w:p>
     <w:p>
       <w:r>
@@ -1239,8 +1466,13 @@
           <w:numId w:val="17"/>
         </w:numPr>
       </w:pPr>
-      <w:r>
-        <w:t xml:space="preserve">Decoder → reconstruire </w:t>
+      <w:proofErr w:type="spellStart"/>
+      <w:r>
+        <w:t>Decoder</w:t>
+      </w:r>
+      <w:proofErr w:type="spellEnd"/>
+      <w:r>
+        <w:t xml:space="preserve"> → reconstruire </w:t>
       </w:r>
     </w:p>
     <w:p>
@@ -1261,8 +1493,13 @@
           <w:numId w:val="17"/>
         </w:numPr>
       </w:pPr>
-      <w:r>
-        <w:t xml:space="preserve">qualité vs taille </w:t>
+      <w:proofErr w:type="gramStart"/>
+      <w:r>
+        <w:t>qualité</w:t>
+      </w:r>
+      <w:proofErr w:type="gramEnd"/>
+      <w:r>
+        <w:t xml:space="preserve"> vs taille </w:t>
       </w:r>
     </w:p>
     <w:p>
@@ -1301,172 +1538,47 @@
     <w:p>
       <w:r>
         <w:pict w14:anchorId="205262C4">
-          <v:rect id="_x0000_i1032" style="width:0;height:1.5pt" o:hralign="center" o:hrstd="t" o:hr="t" fillcolor="#a0a0a0" stroked="f"/>
+          <v:rect id="_x0000_i1031" style="width:0;height:1.5pt" o:hralign="center" o:hrstd="t" o:hr="t" fillcolor="#a0a0a0" stroked="f"/>
         </w:pict>
       </w:r>
     </w:p>
     <w:p>
       <w:pPr>
-        <w:rPr>
-          <w:b/>
-          <w:bCs/>
-        </w:rPr>
-      </w:pPr>
-      <w:r>
-        <w:rPr>
-          <w:rFonts w:ascii="Segoe UI Emoji" w:hAnsi="Segoe UI Emoji" w:cs="Segoe UI Emoji"/>
-          <w:b/>
-          <w:bCs/>
-        </w:rPr>
-        <w:t>🔎</w:t>
-      </w:r>
-      <w:r>
-        <w:rPr>
-          <w:b/>
-          <w:bCs/>
-        </w:rPr>
-        <w:t xml:space="preserve"> 3. Roadmap complète — RAG (Retrieval-Augmented Generation)</w:t>
-      </w:r>
-    </w:p>
-    <w:p>
-      <w:pPr>
-        <w:rPr>
-          <w:b/>
-          <w:bCs/>
-        </w:rPr>
-      </w:pPr>
-      <w:r>
-        <w:rPr>
-          <w:rFonts w:ascii="Segoe UI Emoji" w:hAnsi="Segoe UI Emoji" w:cs="Segoe UI Emoji"/>
-          <w:b/>
-          <w:bCs/>
-        </w:rPr>
-        <w:t>📘</w:t>
-      </w:r>
-      <w:r>
-        <w:rPr>
-          <w:b/>
-          <w:bCs/>
-        </w:rPr>
-        <w:t xml:space="preserve"> 1. Bases indispensables</w:t>
-      </w:r>
-    </w:p>
-    <w:p>
-      <w:pPr>
-        <w:numPr>
-          <w:ilvl w:val="0"/>
-          <w:numId w:val="18"/>
-        </w:numPr>
-      </w:pPr>
-      <w:r>
-        <w:t xml:space="preserve">NLP : </w:t>
-      </w:r>
-    </w:p>
-    <w:p>
-      <w:pPr>
-        <w:numPr>
-          <w:ilvl w:val="1"/>
-          <w:numId w:val="18"/>
-        </w:numPr>
-      </w:pPr>
-      <w:r>
-        <w:t xml:space="preserve">Tokenization </w:t>
-      </w:r>
-    </w:p>
-    <w:p>
-      <w:pPr>
-        <w:numPr>
-          <w:ilvl w:val="1"/>
-          <w:numId w:val="18"/>
-        </w:numPr>
-      </w:pPr>
-      <w:r>
-        <w:t xml:space="preserve">Embeddings </w:t>
-      </w:r>
-    </w:p>
-    <w:p>
-      <w:pPr>
-        <w:numPr>
-          <w:ilvl w:val="0"/>
-          <w:numId w:val="18"/>
-        </w:numPr>
-      </w:pPr>
-      <w:r>
-        <w:t xml:space="preserve">Transformers : </w:t>
-      </w:r>
-    </w:p>
-    <w:p>
-      <w:pPr>
-        <w:numPr>
-          <w:ilvl w:val="1"/>
-          <w:numId w:val="18"/>
-        </w:numPr>
-      </w:pPr>
-      <w:r>
-        <w:t xml:space="preserve">Attention mechanism </w:t>
-      </w:r>
-    </w:p>
-    <w:p>
-      <w:pPr>
-        <w:numPr>
-          <w:ilvl w:val="0"/>
-          <w:numId w:val="18"/>
-        </w:numPr>
-      </w:pPr>
-      <w:r>
-        <w:t xml:space="preserve">LLMs : </w:t>
-      </w:r>
-    </w:p>
-    <w:p>
-      <w:pPr>
-        <w:numPr>
-          <w:ilvl w:val="1"/>
-          <w:numId w:val="18"/>
-        </w:numPr>
-      </w:pPr>
-      <w:r>
-        <w:t xml:space="preserve">GPT, BERT </w:t>
-      </w:r>
-    </w:p>
-    <w:p>
-      <w:pPr>
-        <w:numPr>
-          <w:ilvl w:val="0"/>
-          <w:numId w:val="18"/>
-        </w:numPr>
-      </w:pPr>
-      <w:r>
-        <w:t xml:space="preserve">Bases de données vectorielles </w:t>
-      </w:r>
-    </w:p>
-    <w:p>
-      <w:r>
-        <w:pict w14:anchorId="13A3BE4A">
-          <v:rect id="_x0000_i1033" style="width:0;height:1.5pt" o:hralign="center" o:hrstd="t" o:hr="t" fillcolor="#a0a0a0" stroked="f"/>
-        </w:pict>
-      </w:r>
-    </w:p>
-    <w:p>
-      <w:pPr>
-        <w:rPr>
-          <w:b/>
-          <w:bCs/>
-        </w:rPr>
-      </w:pPr>
-      <w:r>
-        <w:rPr>
-          <w:rFonts w:ascii="Segoe UI Emoji" w:hAnsi="Segoe UI Emoji" w:cs="Segoe UI Emoji"/>
-          <w:b/>
-          <w:bCs/>
-        </w:rPr>
-        <w:t>📘</w:t>
-      </w:r>
-      <w:r>
-        <w:rPr>
-          <w:b/>
-          <w:bCs/>
-        </w:rPr>
-        <w:t xml:space="preserve"> 2. Théorie RAG</w:t>
+        <w:pStyle w:val="Titre1"/>
+      </w:pPr>
+      <w:r>
+        <w:t>3. Roadmap complète — RAG (</w:t>
+      </w:r>
+      <w:proofErr w:type="spellStart"/>
+      <w:r>
+        <w:t>Retrieval-Augmented</w:t>
+      </w:r>
+      <w:proofErr w:type="spellEnd"/>
+      <w:r>
+        <w:t xml:space="preserve"> </w:t>
+      </w:r>
+      <w:proofErr w:type="spellStart"/>
+      <w:r>
+        <w:t>Generation</w:t>
+      </w:r>
+      <w:proofErr w:type="spellEnd"/>
+      <w:r>
+        <w:t>)</w:t>
+      </w:r>
+    </w:p>
+    <w:p>
+      <w:pPr>
+        <w:rPr>
+          <w:b/>
+          <w:bCs/>
+        </w:rPr>
+      </w:pPr>
+      <w:r>
+        <w:rPr>
+          <w:b/>
+          <w:bCs/>
+        </w:rPr>
+        <w:t xml:space="preserve"> Théorie RAG</w:t>
       </w:r>
     </w:p>
     <w:p>
@@ -1490,8 +1602,14 @@
           <w:ilvl w:val="0"/>
           <w:numId w:val="19"/>
         </w:numPr>
-      </w:pPr>
-      <w:r>
+        <w:rPr>
+          <w:highlight w:val="yellow"/>
+        </w:rPr>
+      </w:pPr>
+      <w:r>
+        <w:rPr>
+          <w:highlight w:val="yellow"/>
+        </w:rPr>
         <w:t xml:space="preserve">Retriever (recherche d’information) </w:t>
       </w:r>
     </w:p>
@@ -1502,8 +1620,13 @@
           <w:numId w:val="19"/>
         </w:numPr>
       </w:pPr>
-      <w:r>
-        <w:t xml:space="preserve">Generator (LLM) </w:t>
+      <w:proofErr w:type="spellStart"/>
+      <w:r>
+        <w:t>Generator</w:t>
+      </w:r>
+      <w:proofErr w:type="spellEnd"/>
+      <w:r>
+        <w:t xml:space="preserve"> (LLM) </w:t>
       </w:r>
     </w:p>
     <w:p>
@@ -1527,9 +1650,29 @@
           <w:ilvl w:val="0"/>
           <w:numId w:val="20"/>
         </w:numPr>
-      </w:pPr>
-      <w:r>
-        <w:t xml:space="preserve">Embeddings (OpenAI, Sentence Transformers) </w:t>
+        <w:rPr>
+          <w:highlight w:val="yellow"/>
+        </w:rPr>
+      </w:pPr>
+      <w:r>
+        <w:rPr>
+          <w:highlight w:val="yellow"/>
+        </w:rPr>
+        <w:t>Embeddings (</w:t>
+      </w:r>
+      <w:proofErr w:type="spellStart"/>
+      <w:r>
+        <w:rPr>
+          <w:highlight w:val="yellow"/>
+        </w:rPr>
+        <w:t>OpenAI</w:t>
+      </w:r>
+      <w:proofErr w:type="spellEnd"/>
+      <w:r>
+        <w:rPr>
+          <w:highlight w:val="yellow"/>
+        </w:rPr>
+        <w:t xml:space="preserve">, Sentence Transformers) </w:t>
       </w:r>
     </w:p>
     <w:p>
@@ -1538,9 +1681,43 @@
           <w:ilvl w:val="0"/>
           <w:numId w:val="20"/>
         </w:numPr>
-      </w:pPr>
-      <w:r>
-        <w:t xml:space="preserve">Similarité (cosine similarity) </w:t>
+        <w:rPr>
+          <w:highlight w:val="yellow"/>
+        </w:rPr>
+      </w:pPr>
+      <w:r>
+        <w:rPr>
+          <w:highlight w:val="yellow"/>
+        </w:rPr>
+        <w:t>Similarité (</w:t>
+      </w:r>
+      <w:proofErr w:type="spellStart"/>
+      <w:r>
+        <w:rPr>
+          <w:highlight w:val="yellow"/>
+        </w:rPr>
+        <w:t>cosine</w:t>
+      </w:r>
+      <w:proofErr w:type="spellEnd"/>
+      <w:r>
+        <w:rPr>
+          <w:highlight w:val="yellow"/>
+        </w:rPr>
+        <w:t xml:space="preserve"> </w:t>
+      </w:r>
+      <w:proofErr w:type="spellStart"/>
+      <w:r>
+        <w:rPr>
+          <w:highlight w:val="yellow"/>
+        </w:rPr>
+        <w:t>similarity</w:t>
+      </w:r>
+      <w:proofErr w:type="spellEnd"/>
+      <w:r>
+        <w:rPr>
+          <w:highlight w:val="yellow"/>
+        </w:rPr>
+        <w:t xml:space="preserve">) </w:t>
       </w:r>
     </w:p>
     <w:p>
@@ -1550,8 +1727,13 @@
           <w:numId w:val="20"/>
         </w:numPr>
       </w:pPr>
-      <w:r>
-        <w:t xml:space="preserve">Chunking de documents </w:t>
+      <w:proofErr w:type="spellStart"/>
+      <w:r>
+        <w:t>Chunking</w:t>
+      </w:r>
+      <w:proofErr w:type="spellEnd"/>
+      <w:r>
+        <w:t xml:space="preserve"> de documents </w:t>
       </w:r>
     </w:p>
     <w:p>
@@ -1598,8 +1780,13 @@
           <w:numId w:val="21"/>
         </w:numPr>
       </w:pPr>
-      <w:r>
-        <w:t xml:space="preserve">ChromaDB </w:t>
+      <w:proofErr w:type="spellStart"/>
+      <w:r>
+        <w:t>ChromaDB</w:t>
+      </w:r>
+      <w:proofErr w:type="spellEnd"/>
+      <w:r>
+        <w:t xml:space="preserve"> </w:t>
       </w:r>
     </w:p>
     <w:p>
@@ -1609,8 +1796,13 @@
           <w:numId w:val="21"/>
         </w:numPr>
       </w:pPr>
-      <w:r>
-        <w:t xml:space="preserve">Pinecone </w:t>
+      <w:proofErr w:type="spellStart"/>
+      <w:r>
+        <w:t>Pinecone</w:t>
+      </w:r>
+      <w:proofErr w:type="spellEnd"/>
+      <w:r>
+        <w:t xml:space="preserve"> </w:t>
       </w:r>
     </w:p>
     <w:p>
@@ -1620,14 +1812,27 @@
           <w:numId w:val="21"/>
         </w:numPr>
       </w:pPr>
-      <w:r>
-        <w:t xml:space="preserve">LangChain / LlamaIndex </w:t>
+      <w:proofErr w:type="spellStart"/>
+      <w:r>
+        <w:t>LangChain</w:t>
+      </w:r>
+      <w:proofErr w:type="spellEnd"/>
+      <w:r>
+        <w:t xml:space="preserve"> / </w:t>
+      </w:r>
+      <w:proofErr w:type="spellStart"/>
+      <w:r>
+        <w:t>LlamaIndex</w:t>
+      </w:r>
+      <w:proofErr w:type="spellEnd"/>
+      <w:r>
+        <w:t xml:space="preserve"> </w:t>
       </w:r>
     </w:p>
     <w:p>
       <w:r>
         <w:pict w14:anchorId="0BC7E27F">
-          <v:rect id="_x0000_i1034" style="width:0;height:1.5pt" o:hralign="center" o:hrstd="t" o:hr="t" fillcolor="#a0a0a0" stroked="f"/>
+          <v:rect id="_x0000_i1033" style="width:0;height:1.5pt" o:hralign="center" o:hrstd="t" o:hr="t" fillcolor="#a0a0a0" stroked="f"/>
         </w:pict>
       </w:r>
     </w:p>
@@ -1640,18 +1845,10 @@
       </w:pPr>
       <w:r>
         <w:rPr>
-          <w:rFonts w:ascii="Segoe UI Emoji" w:hAnsi="Segoe UI Emoji" w:cs="Segoe UI Emoji"/>
-          <w:b/>
-          <w:bCs/>
-        </w:rPr>
-        <w:t>🛠️</w:t>
-      </w:r>
-      <w:r>
-        <w:rPr>
-          <w:b/>
-          <w:bCs/>
-        </w:rPr>
-        <w:t xml:space="preserve"> 3. Pratique progressive</w:t>
+          <w:b/>
+          <w:bCs/>
+        </w:rPr>
+        <w:t>Pratique progressive</w:t>
       </w:r>
     </w:p>
     <w:p>
@@ -1675,8 +1872,14 @@
           <w:ilvl w:val="0"/>
           <w:numId w:val="22"/>
         </w:numPr>
-      </w:pPr>
-      <w:r>
+        <w:rPr>
+          <w:highlight w:val="yellow"/>
+        </w:rPr>
+      </w:pPr>
+      <w:r>
+        <w:rPr>
+          <w:highlight w:val="yellow"/>
+        </w:rPr>
         <w:t xml:space="preserve">Convertir texte en vecteurs </w:t>
       </w:r>
     </w:p>
@@ -1686,8 +1889,14 @@
           <w:ilvl w:val="0"/>
           <w:numId w:val="22"/>
         </w:numPr>
-      </w:pPr>
-      <w:r>
+        <w:rPr>
+          <w:highlight w:val="yellow"/>
+        </w:rPr>
+      </w:pPr>
+      <w:r>
+        <w:rPr>
+          <w:highlight w:val="yellow"/>
+        </w:rPr>
         <w:t xml:space="preserve">Mesurer similarité </w:t>
       </w:r>
     </w:p>
@@ -1776,8 +1985,14 @@
           <w:numId w:val="25"/>
         </w:numPr>
       </w:pPr>
-      <w:r>
-        <w:t xml:space="preserve">Chunking intelligent </w:t>
+      <w:proofErr w:type="spellStart"/>
+      <w:r>
+        <w:lastRenderedPageBreak/>
+        <w:t>Chunking</w:t>
+      </w:r>
+      <w:proofErr w:type="spellEnd"/>
+      <w:r>
+        <w:t xml:space="preserve"> intelligent </w:t>
       </w:r>
     </w:p>
     <w:p>
@@ -1788,7 +2003,15 @@
         </w:numPr>
       </w:pPr>
       <w:r>
-        <w:t xml:space="preserve">Re-ranking </w:t>
+        <w:t>Re-</w:t>
+      </w:r>
+      <w:proofErr w:type="spellStart"/>
+      <w:r>
+        <w:t>ranking</w:t>
+      </w:r>
+      <w:proofErr w:type="spellEnd"/>
+      <w:r>
+        <w:t xml:space="preserve"> </w:t>
       </w:r>
     </w:p>
     <w:p>
@@ -1799,13 +2022,29 @@
         </w:numPr>
       </w:pPr>
       <w:r>
-        <w:t xml:space="preserve">Multi-query retrieval </w:t>
+        <w:t>Multi-</w:t>
+      </w:r>
+      <w:proofErr w:type="spellStart"/>
+      <w:r>
+        <w:t>query</w:t>
+      </w:r>
+      <w:proofErr w:type="spellEnd"/>
+      <w:r>
+        <w:t xml:space="preserve"> </w:t>
+      </w:r>
+      <w:proofErr w:type="spellStart"/>
+      <w:r>
+        <w:t>retrieval</w:t>
+      </w:r>
+      <w:proofErr w:type="spellEnd"/>
+      <w:r>
+        <w:t xml:space="preserve"> </w:t>
       </w:r>
     </w:p>
     <w:p>
       <w:r>
         <w:pict w14:anchorId="0E48CBCD">
-          <v:rect id="_x0000_i1035" style="width:0;height:1.5pt" o:hralign="center" o:hrstd="t" o:hr="t" fillcolor="#a0a0a0" stroked="f"/>
+          <v:rect id="_x0000_i1034" style="width:0;height:1.5pt" o:hralign="center" o:hrstd="t" o:hr="t" fillcolor="#a0a0a0" stroked="f"/>
         </w:pict>
       </w:r>
     </w:p>
@@ -1838,7 +2077,23 @@
           <w:b/>
           <w:bCs/>
         </w:rPr>
-        <w:t>Projet : Chatbot intelligent sur documents</w:t>
+        <w:t xml:space="preserve">Projet : </w:t>
+      </w:r>
+      <w:proofErr w:type="spellStart"/>
+      <w:r>
+        <w:rPr>
+          <w:b/>
+          <w:bCs/>
+        </w:rPr>
+        <w:t>Chatbot</w:t>
+      </w:r>
+      <w:proofErr w:type="spellEnd"/>
+      <w:r>
+        <w:rPr>
+          <w:b/>
+          <w:bCs/>
+        </w:rPr>
+        <w:t xml:space="preserve"> intelligent sur documents</w:t>
       </w:r>
     </w:p>
     <w:p>
@@ -1875,8 +2130,13 @@
           <w:numId w:val="27"/>
         </w:numPr>
       </w:pPr>
-      <w:r>
-        <w:t xml:space="preserve">Upload de documents </w:t>
+      <w:proofErr w:type="spellStart"/>
+      <w:r>
+        <w:t>Upload</w:t>
+      </w:r>
+      <w:proofErr w:type="spellEnd"/>
+      <w:r>
+        <w:t xml:space="preserve"> de documents </w:t>
       </w:r>
     </w:p>
     <w:p>

--- a/plan.docx
+++ b/plan.docx
@@ -1238,13 +1238,8 @@
           <w:numId w:val="13"/>
         </w:numPr>
       </w:pPr>
-      <w:proofErr w:type="spellStart"/>
-      <w:r>
-        <w:t>Dataset</w:t>
-      </w:r>
-      <w:proofErr w:type="spellEnd"/>
-      <w:r>
-        <w:t xml:space="preserve"> : MNIST </w:t>
+      <w:r>
+        <w:t xml:space="preserve">Dataset : MNIST </w:t>
       </w:r>
     </w:p>
     <w:p>
@@ -1619,13 +1614,22 @@
           <w:ilvl w:val="0"/>
           <w:numId w:val="19"/>
         </w:numPr>
+        <w:rPr>
+          <w:highlight w:val="yellow"/>
+        </w:rPr>
       </w:pPr>
       <w:proofErr w:type="spellStart"/>
       <w:r>
+        <w:rPr>
+          <w:highlight w:val="yellow"/>
+        </w:rPr>
         <w:t>Generator</w:t>
       </w:r>
       <w:proofErr w:type="spellEnd"/>
       <w:r>
+        <w:rPr>
+          <w:highlight w:val="yellow"/>
+        </w:rPr>
         <w:t xml:space="preserve"> (LLM) </w:t>
       </w:r>
     </w:p>
@@ -1726,13 +1730,22 @@
           <w:ilvl w:val="0"/>
           <w:numId w:val="20"/>
         </w:numPr>
+        <w:rPr>
+          <w:highlight w:val="yellow"/>
+        </w:rPr>
       </w:pPr>
       <w:proofErr w:type="spellStart"/>
       <w:r>
+        <w:rPr>
+          <w:highlight w:val="yellow"/>
+        </w:rPr>
         <w:t>Chunking</w:t>
       </w:r>
       <w:proofErr w:type="spellEnd"/>
       <w:r>
+        <w:rPr>
+          <w:highlight w:val="yellow"/>
+        </w:rPr>
         <w:t xml:space="preserve"> de documents </w:t>
       </w:r>
     </w:p>
@@ -1742,8 +1755,14 @@
           <w:ilvl w:val="0"/>
           <w:numId w:val="20"/>
         </w:numPr>
-      </w:pPr>
-      <w:r>
+        <w:rPr>
+          <w:highlight w:val="yellow"/>
+        </w:rPr>
+      </w:pPr>
+      <w:r>
+        <w:rPr>
+          <w:highlight w:val="yellow"/>
+        </w:rPr>
         <w:t xml:space="preserve">Indexation </w:t>
       </w:r>
     </w:p>
@@ -1832,7 +1851,7 @@
     <w:p>
       <w:r>
         <w:pict w14:anchorId="0BC7E27F">
-          <v:rect id="_x0000_i1033" style="width:0;height:1.5pt" o:hralign="center" o:hrstd="t" o:hr="t" fillcolor="#a0a0a0" stroked="f"/>
+          <v:rect id="_x0000_i1032" style="width:0;height:1.5pt" o:hralign="center" o:hrstd="t" o:hr="t" fillcolor="#a0a0a0" stroked="f"/>
         </w:pict>
       </w:r>
     </w:p>
@@ -1921,8 +1940,14 @@
           <w:ilvl w:val="0"/>
           <w:numId w:val="23"/>
         </w:numPr>
-      </w:pPr>
-      <w:r>
+        <w:rPr>
+          <w:highlight w:val="yellow"/>
+        </w:rPr>
+      </w:pPr>
+      <w:r>
+        <w:rPr>
+          <w:highlight w:val="yellow"/>
+        </w:rPr>
         <w:t xml:space="preserve">Implémenter un moteur de recherche basique </w:t>
       </w:r>
     </w:p>
@@ -1947,8 +1972,14 @@
           <w:ilvl w:val="0"/>
           <w:numId w:val="24"/>
         </w:numPr>
-      </w:pPr>
-      <w:r>
+        <w:rPr>
+          <w:highlight w:val="yellow"/>
+        </w:rPr>
+      </w:pPr>
+      <w:r>
+        <w:rPr>
+          <w:highlight w:val="yellow"/>
+        </w:rPr>
         <w:t xml:space="preserve">Retriever + LLM </w:t>
       </w:r>
     </w:p>
@@ -1958,8 +1989,14 @@
           <w:ilvl w:val="0"/>
           <w:numId w:val="24"/>
         </w:numPr>
-      </w:pPr>
-      <w:r>
+        <w:rPr>
+          <w:highlight w:val="yellow"/>
+        </w:rPr>
+      </w:pPr>
+      <w:r>
+        <w:rPr>
+          <w:highlight w:val="yellow"/>
+        </w:rPr>
         <w:t xml:space="preserve">Injecter contexte dans prompt </w:t>
       </w:r>
     </w:p>
@@ -1984,14 +2021,23 @@
           <w:ilvl w:val="0"/>
           <w:numId w:val="25"/>
         </w:numPr>
+        <w:rPr>
+          <w:highlight w:val="yellow"/>
+        </w:rPr>
       </w:pPr>
       <w:proofErr w:type="spellStart"/>
       <w:r>
+        <w:rPr>
+          <w:highlight w:val="yellow"/>
+        </w:rPr>
         <w:lastRenderedPageBreak/>
         <w:t>Chunking</w:t>
       </w:r>
       <w:proofErr w:type="spellEnd"/>
       <w:r>
+        <w:rPr>
+          <w:highlight w:val="yellow"/>
+        </w:rPr>
         <w:t xml:space="preserve"> intelligent </w:t>
       </w:r>
     </w:p>
@@ -2001,16 +2047,28 @@
           <w:ilvl w:val="0"/>
           <w:numId w:val="25"/>
         </w:numPr>
-      </w:pPr>
-      <w:r>
+        <w:rPr>
+          <w:highlight w:val="yellow"/>
+        </w:rPr>
+      </w:pPr>
+      <w:r>
+        <w:rPr>
+          <w:highlight w:val="yellow"/>
+        </w:rPr>
         <w:t>Re-</w:t>
       </w:r>
       <w:proofErr w:type="spellStart"/>
       <w:r>
+        <w:rPr>
+          <w:highlight w:val="yellow"/>
+        </w:rPr>
         <w:t>ranking</w:t>
       </w:r>
       <w:proofErr w:type="spellEnd"/>
       <w:r>
+        <w:rPr>
+          <w:highlight w:val="yellow"/>
+        </w:rPr>
         <w:t xml:space="preserve"> </w:t>
       </w:r>
     </w:p>
@@ -2020,31 +2078,66 @@
           <w:ilvl w:val="0"/>
           <w:numId w:val="25"/>
         </w:numPr>
-      </w:pPr>
-      <w:r>
+        <w:rPr>
+          <w:highlight w:val="yellow"/>
+        </w:rPr>
+      </w:pPr>
+      <w:r>
+        <w:rPr>
+          <w:highlight w:val="yellow"/>
+        </w:rPr>
         <w:t>Multi-</w:t>
       </w:r>
       <w:proofErr w:type="spellStart"/>
       <w:r>
+        <w:rPr>
+          <w:highlight w:val="yellow"/>
+        </w:rPr>
         <w:t>query</w:t>
       </w:r>
       <w:proofErr w:type="spellEnd"/>
       <w:r>
+        <w:rPr>
+          <w:highlight w:val="yellow"/>
+        </w:rPr>
         <w:t xml:space="preserve"> </w:t>
       </w:r>
       <w:proofErr w:type="spellStart"/>
       <w:r>
+        <w:rPr>
+          <w:highlight w:val="yellow"/>
+        </w:rPr>
         <w:t>retrieval</w:t>
       </w:r>
       <w:proofErr w:type="spellEnd"/>
       <w:r>
+        <w:rPr>
+          <w:highlight w:val="yellow"/>
+        </w:rPr>
         <w:t xml:space="preserve"> </w:t>
       </w:r>
     </w:p>
     <w:p>
+      <w:pPr>
+        <w:numPr>
+          <w:ilvl w:val="0"/>
+          <w:numId w:val="25"/>
+        </w:numPr>
+        <w:rPr>
+          <w:highlight w:val="yellow"/>
+        </w:rPr>
+      </w:pPr>
+      <w:r>
+        <w:rPr>
+          <w:highlight w:val="yellow"/>
+        </w:rPr>
+        <w:t>Prompt engineering</w:t>
+      </w:r>
+    </w:p>
+    <w:p>
       <w:r>
         <w:pict w14:anchorId="0E48CBCD">
-          <v:rect id="_x0000_i1034" style="width:0;height:1.5pt" o:hralign="center" o:hrstd="t" o:hr="t" fillcolor="#a0a0a0" stroked="f"/>
+          <v:rect id="_x0000_i1033" style="width:0;height:1.5pt" o:hralign="center" o:hrstd="t" o:hr="t" fillcolor="#a0a0a0" stroked="f"/>
         </w:pict>
       </w:r>
     </w:p>

--- a/plan.docx
+++ b/plan.docx
@@ -1618,19 +1618,11 @@
           <w:highlight w:val="yellow"/>
         </w:rPr>
       </w:pPr>
-      <w:proofErr w:type="spellStart"/>
-      <w:r>
-        <w:rPr>
-          <w:highlight w:val="yellow"/>
-        </w:rPr>
-        <w:t>Generator</w:t>
-      </w:r>
-      <w:proofErr w:type="spellEnd"/>
-      <w:r>
-        <w:rPr>
-          <w:highlight w:val="yellow"/>
-        </w:rPr>
-        <w:t xml:space="preserve"> (LLM) </w:t>
+      <w:r>
+        <w:rPr>
+          <w:highlight w:val="yellow"/>
+        </w:rPr>
+        <w:t xml:space="preserve">Generator (LLM) </w:t>
       </w:r>
     </w:p>
     <w:p>
@@ -1768,6 +1760,31 @@
     </w:p>
     <w:p>
       <w:pPr>
+        <w:numPr>
+          <w:ilvl w:val="0"/>
+          <w:numId w:val="20"/>
+        </w:numPr>
+        <w:rPr>
+          <w:highlight w:val="yellow"/>
+        </w:rPr>
+      </w:pPr>
+      <w:proofErr w:type="spellStart"/>
+      <w:r>
+        <w:rPr>
+          <w:highlight w:val="yellow"/>
+        </w:rPr>
+        <w:t>Agentic</w:t>
+      </w:r>
+      <w:proofErr w:type="spellEnd"/>
+      <w:r>
+        <w:rPr>
+          <w:highlight w:val="yellow"/>
+        </w:rPr>
+        <w:t xml:space="preserve"> RAG</w:t>
+      </w:r>
+    </w:p>
+    <w:p>
+      <w:pPr>
         <w:rPr>
           <w:b/>
           <w:bCs/>
@@ -1787,9 +1804,94 @@
           <w:ilvl w:val="0"/>
           <w:numId w:val="21"/>
         </w:numPr>
-      </w:pPr>
-      <w:r>
-        <w:t xml:space="preserve">FAISS </w:t>
+        <w:rPr>
+          <w:highlight w:val="yellow"/>
+        </w:rPr>
+      </w:pPr>
+      <w:r>
+        <w:rPr>
+          <w:highlight w:val="yellow"/>
+        </w:rPr>
+        <w:t xml:space="preserve">Base de données vectorielles : </w:t>
+      </w:r>
+    </w:p>
+    <w:p>
+      <w:pPr>
+        <w:rPr>
+          <w:lang w:val="en-US"/>
+        </w:rPr>
+      </w:pPr>
+      <w:r>
+        <w:rPr>
+          <w:highlight w:val="yellow"/>
+          <w:lang w:val="en-US"/>
+        </w:rPr>
+        <w:t>Weaviate</w:t>
+      </w:r>
+      <w:r>
+        <w:rPr>
+          <w:lang w:val="en-US"/>
+        </w:rPr>
+        <w:t xml:space="preserve">, Pinecone(cloud), </w:t>
+      </w:r>
+      <w:proofErr w:type="spellStart"/>
+      <w:proofErr w:type="gramStart"/>
+      <w:r>
+        <w:rPr>
+          <w:b/>
+          <w:bCs/>
+          <w:lang w:val="en-US"/>
+        </w:rPr>
+        <w:t>chromadb</w:t>
+      </w:r>
+      <w:proofErr w:type="spellEnd"/>
+      <w:r>
+        <w:rPr>
+          <w:lang w:val="en-US"/>
+        </w:rPr>
+        <w:t>(</w:t>
+      </w:r>
+      <w:proofErr w:type="gramEnd"/>
+      <w:r>
+        <w:rPr>
+          <w:lang w:val="en-US"/>
+        </w:rPr>
+        <w:t xml:space="preserve">tester </w:t>
+      </w:r>
+      <w:proofErr w:type="spellStart"/>
+      <w:r>
+        <w:rPr>
+          <w:lang w:val="en-US"/>
+        </w:rPr>
+        <w:t>en</w:t>
+      </w:r>
+      <w:proofErr w:type="spellEnd"/>
+      <w:r>
+        <w:rPr>
+          <w:lang w:val="en-US"/>
+        </w:rPr>
+        <w:t xml:space="preserve"> local)</w:t>
+      </w:r>
+    </w:p>
+    <w:p>
+      <w:proofErr w:type="spellStart"/>
+      <w:r>
+        <w:t>Elasticsearch</w:t>
+      </w:r>
+      <w:proofErr w:type="spellEnd"/>
+      <w:r>
+        <w:t xml:space="preserve">/ </w:t>
+      </w:r>
+      <w:proofErr w:type="spellStart"/>
+      <w:r>
+        <w:t>opensearch</w:t>
+      </w:r>
+      <w:proofErr w:type="spellEnd"/>
+      <w:r>
+        <w:t xml:space="preserve"> pour la recherche par</w:t>
+      </w:r>
+      <w:r>
+        <w:t xml:space="preserve"> mots-clés c’est parfait pour la recherche hybride</w:t>
       </w:r>
     </w:p>
     <w:p>
@@ -1798,54 +1900,82 @@
           <w:ilvl w:val="0"/>
           <w:numId w:val="21"/>
         </w:numPr>
-      </w:pPr>
+        <w:rPr>
+          <w:highlight w:val="yellow"/>
+        </w:rPr>
+      </w:pPr>
+      <w:r>
+        <w:rPr>
+          <w:highlight w:val="yellow"/>
+        </w:rPr>
+        <w:t>Pour l’orchestration :</w:t>
+      </w:r>
+    </w:p>
+    <w:p>
       <w:proofErr w:type="spellStart"/>
       <w:r>
-        <w:t>ChromaDB</w:t>
+        <w:rPr>
+          <w:b/>
+          <w:bCs/>
+        </w:rPr>
+        <w:t>LangChain</w:t>
       </w:r>
       <w:proofErr w:type="spellEnd"/>
       <w:r>
+        <w:rPr>
+          <w:b/>
+          <w:bCs/>
+        </w:rPr>
+        <w:t> :</w:t>
+      </w:r>
+      <w:r>
+        <w:t xml:space="preserve"> le spécialiste de l’action et des agents</w:t>
+      </w:r>
+      <w:r>
+        <w:t xml:space="preserve">. </w:t>
+      </w:r>
+    </w:p>
+    <w:p>
+      <w:r>
         <w:t xml:space="preserve"> </w:t>
       </w:r>
-    </w:p>
-    <w:p>
-      <w:pPr>
-        <w:numPr>
-          <w:ilvl w:val="0"/>
-          <w:numId w:val="21"/>
-        </w:numPr>
-      </w:pPr>
       <w:proofErr w:type="spellStart"/>
       <w:r>
-        <w:t>Pinecone</w:t>
+        <w:rPr>
+          <w:b/>
+          <w:bCs/>
+        </w:rPr>
+        <w:t>LlamaIndex</w:t>
       </w:r>
       <w:proofErr w:type="spellEnd"/>
       <w:r>
-        <w:t xml:space="preserve"> </w:t>
-      </w:r>
-    </w:p>
-    <w:p>
-      <w:pPr>
-        <w:numPr>
-          <w:ilvl w:val="0"/>
-          <w:numId w:val="21"/>
-        </w:numPr>
-      </w:pPr>
+        <w:rPr>
+          <w:b/>
+          <w:bCs/>
+        </w:rPr>
+        <w:t> :</w:t>
+      </w:r>
+      <w:r>
+        <w:t xml:space="preserve"> le spécialise de la donnée. </w:t>
+      </w:r>
+      <w:r>
+        <w:t>Il automatise la découpe des textes (</w:t>
+      </w:r>
       <w:proofErr w:type="spellStart"/>
       <w:r>
-        <w:t>LangChain</w:t>
+        <w:t>chunking</w:t>
       </w:r>
       <w:proofErr w:type="spellEnd"/>
       <w:r>
-        <w:t xml:space="preserve"> / </w:t>
+        <w:t xml:space="preserve">), la gestion des métadonnées, et propose des stratégies de recherche ultra-avancées (comme le Parent-Child retriever ou le Sentence Window </w:t>
       </w:r>
       <w:proofErr w:type="spellStart"/>
       <w:r>
-        <w:t>LlamaIndex</w:t>
+        <w:t>retrieval</w:t>
       </w:r>
       <w:proofErr w:type="spellEnd"/>
       <w:r>
-        <w:t xml:space="preserve"> </w:t>
+        <w:t>).</w:t>
       </w:r>
     </w:p>
     <w:p>
@@ -1963,6 +2093,7 @@
           <w:b/>
           <w:bCs/>
         </w:rPr>
+        <w:lastRenderedPageBreak/>
         <w:t>Étape 3 — Pipeline RAG</w:t>
       </w:r>
     </w:p>
@@ -2030,7 +2161,6 @@
         <w:rPr>
           <w:highlight w:val="yellow"/>
         </w:rPr>
-        <w:lastRenderedPageBreak/>
         <w:t>Chunking</w:t>
       </w:r>
       <w:proofErr w:type="spellEnd"/>
@@ -2135,6 +2265,514 @@
       </w:r>
     </w:p>
     <w:p>
+      <w:pPr>
+        <w:rPr>
+          <w:lang w:val="en-US"/>
+        </w:rPr>
+      </w:pPr>
+      <w:r>
+        <w:rPr>
+          <w:lang w:val="en-US"/>
+        </w:rPr>
+        <w:t>An example of a prompt template</w:t>
+      </w:r>
+    </w:p>
+    <w:p>
+      <w:pPr>
+        <w:rPr>
+          <w:highlight w:val="yellow"/>
+          <w:lang w:val="en-US"/>
+        </w:rPr>
+      </w:pPr>
+      <w:r>
+        <w:rPr>
+          <w:noProof/>
+          <w:lang w:val="en-US"/>
+        </w:rPr>
+        <w:drawing>
+          <wp:inline distT="0" distB="0" distL="0" distR="0" wp14:anchorId="17640A65" wp14:editId="35C4582A">
+            <wp:extent cx="5760720" cy="3435790"/>
+            <wp:effectExtent l="0" t="0" r="0" b="0"/>
+            <wp:docPr id="2092370964" name="Image 1"/>
+            <wp:cNvGraphicFramePr>
+              <a:graphicFrameLocks xmlns:a="http://schemas.openxmlformats.org/drawingml/2006/main" noChangeAspect="1"/>
+            </wp:cNvGraphicFramePr>
+            <a:graphic xmlns:a="http://schemas.openxmlformats.org/drawingml/2006/main">
+              <a:graphicData uri="http://schemas.openxmlformats.org/drawingml/2006/picture">
+                <pic:pic xmlns:pic="http://schemas.openxmlformats.org/drawingml/2006/picture">
+                  <pic:nvPicPr>
+                    <pic:cNvPr id="2092370964" name=""/>
+                    <pic:cNvPicPr/>
+                  </pic:nvPicPr>
+                  <pic:blipFill>
+                    <a:blip r:embed="rId5"/>
+                    <a:stretch>
+                      <a:fillRect/>
+                    </a:stretch>
+                  </pic:blipFill>
+                  <pic:spPr>
+                    <a:xfrm>
+                      <a:off x="0" y="0"/>
+                      <a:ext cx="5764332" cy="3437944"/>
+                    </a:xfrm>
+                    <a:prstGeom prst="rect">
+                      <a:avLst/>
+                    </a:prstGeom>
+                  </pic:spPr>
+                </pic:pic>
+              </a:graphicData>
+            </a:graphic>
+          </wp:inline>
+        </w:drawing>
+      </w:r>
+    </w:p>
+    <w:p>
+      <w:pPr>
+        <w:rPr>
+          <w:highlight w:val="yellow"/>
+          <w:lang w:val="en-US"/>
+        </w:rPr>
+      </w:pPr>
+      <w:r>
+        <w:rPr>
+          <w:highlight w:val="yellow"/>
+          <w:lang w:val="en-US"/>
+        </w:rPr>
+        <w:t>Examples of Agentic RAG workflows:</w:t>
+      </w:r>
+    </w:p>
+    <w:p>
+      <w:pPr>
+        <w:rPr>
+          <w:highlight w:val="yellow"/>
+          <w:lang w:val="en-US"/>
+        </w:rPr>
+      </w:pPr>
+      <w:r>
+        <w:rPr>
+          <w:lang w:val="en-US"/>
+        </w:rPr>
+        <w:drawing>
+          <wp:inline distT="0" distB="0" distL="0" distR="0" wp14:anchorId="63164D17" wp14:editId="63C1B5BD">
+            <wp:extent cx="5760720" cy="2028190"/>
+            <wp:effectExtent l="19050" t="19050" r="11430" b="10160"/>
+            <wp:docPr id="200782189" name="Image 1"/>
+            <wp:cNvGraphicFramePr>
+              <a:graphicFrameLocks xmlns:a="http://schemas.openxmlformats.org/drawingml/2006/main" noChangeAspect="1"/>
+            </wp:cNvGraphicFramePr>
+            <a:graphic xmlns:a="http://schemas.openxmlformats.org/drawingml/2006/main">
+              <a:graphicData uri="http://schemas.openxmlformats.org/drawingml/2006/picture">
+                <pic:pic xmlns:pic="http://schemas.openxmlformats.org/drawingml/2006/picture">
+                  <pic:nvPicPr>
+                    <pic:cNvPr id="200782189" name=""/>
+                    <pic:cNvPicPr/>
+                  </pic:nvPicPr>
+                  <pic:blipFill>
+                    <a:blip r:embed="rId6"/>
+                    <a:stretch>
+                      <a:fillRect/>
+                    </a:stretch>
+                  </pic:blipFill>
+                  <pic:spPr>
+                    <a:xfrm>
+                      <a:off x="0" y="0"/>
+                      <a:ext cx="5760720" cy="2028190"/>
+                    </a:xfrm>
+                    <a:prstGeom prst="rect">
+                      <a:avLst/>
+                    </a:prstGeom>
+                    <a:ln>
+                      <a:solidFill>
+                        <a:schemeClr val="tx1"/>
+                      </a:solidFill>
+                    </a:ln>
+                  </pic:spPr>
+                </pic:pic>
+              </a:graphicData>
+            </a:graphic>
+          </wp:inline>
+        </w:drawing>
+      </w:r>
+    </w:p>
+    <w:p>
+      <w:pPr>
+        <w:rPr>
+          <w:highlight w:val="yellow"/>
+          <w:lang w:val="en-US"/>
+        </w:rPr>
+      </w:pPr>
+      <w:r>
+        <w:rPr>
+          <w:lang w:val="en-US"/>
+        </w:rPr>
+        <w:t>Each LLM just focuses on one step of the overall process ​and can therefore specialize at that step.</w:t>
+      </w:r>
+    </w:p>
+    <w:p>
+      <w:pPr>
+        <w:rPr>
+          <w:highlight w:val="yellow"/>
+          <w:lang w:val="en-US"/>
+        </w:rPr>
+      </w:pPr>
+      <w:r>
+        <w:rPr>
+          <w:lang w:val="en-US"/>
+        </w:rPr>
+        <w:drawing>
+          <wp:inline distT="0" distB="0" distL="0" distR="0" wp14:anchorId="24E5DA69" wp14:editId="17F240B2">
+            <wp:extent cx="5760720" cy="2842260"/>
+            <wp:effectExtent l="19050" t="19050" r="11430" b="15240"/>
+            <wp:docPr id="1940287723" name="Image 1"/>
+            <wp:cNvGraphicFramePr>
+              <a:graphicFrameLocks xmlns:a="http://schemas.openxmlformats.org/drawingml/2006/main" noChangeAspect="1"/>
+            </wp:cNvGraphicFramePr>
+            <a:graphic xmlns:a="http://schemas.openxmlformats.org/drawingml/2006/main">
+              <a:graphicData uri="http://schemas.openxmlformats.org/drawingml/2006/picture">
+                <pic:pic xmlns:pic="http://schemas.openxmlformats.org/drawingml/2006/picture">
+                  <pic:nvPicPr>
+                    <pic:cNvPr id="1940287723" name=""/>
+                    <pic:cNvPicPr/>
+                  </pic:nvPicPr>
+                  <pic:blipFill>
+                    <a:blip r:embed="rId7"/>
+                    <a:stretch>
+                      <a:fillRect/>
+                    </a:stretch>
+                  </pic:blipFill>
+                  <pic:spPr>
+                    <a:xfrm>
+                      <a:off x="0" y="0"/>
+                      <a:ext cx="5760720" cy="2842260"/>
+                    </a:xfrm>
+                    <a:prstGeom prst="rect">
+                      <a:avLst/>
+                    </a:prstGeom>
+                    <a:ln>
+                      <a:solidFill>
+                        <a:schemeClr val="tx1"/>
+                      </a:solidFill>
+                    </a:ln>
+                  </pic:spPr>
+                </pic:pic>
+              </a:graphicData>
+            </a:graphic>
+          </wp:inline>
+        </w:drawing>
+      </w:r>
+    </w:p>
+    <w:p>
+      <w:pPr>
+        <w:rPr>
+          <w:highlight w:val="yellow"/>
+          <w:lang w:val="en-US"/>
+        </w:rPr>
+      </w:pPr>
+    </w:p>
+    <w:p>
+      <w:pPr>
+        <w:rPr>
+          <w:highlight w:val="yellow"/>
+          <w:lang w:val="en-US"/>
+        </w:rPr>
+      </w:pPr>
+      <w:r>
+        <w:rPr>
+          <w:lang w:val="en-US"/>
+        </w:rPr>
+        <w:t>A conditional workflow uses an LLM to decide ​which of many paths a prompt should follow. ​</w:t>
+      </w:r>
+      <w:r>
+        <w:rPr>
+          <w:lang w:val="en-US"/>
+        </w:rPr>
+        <w:t>For example, a</w:t>
+      </w:r>
+      <w:r>
+        <w:rPr>
+          <w:lang w:val="en-US"/>
+        </w:rPr>
+        <w:t xml:space="preserve"> router LLM </w:t>
+      </w:r>
+      <w:r>
+        <w:rPr>
+          <w:lang w:val="en-US"/>
+        </w:rPr>
+        <w:t xml:space="preserve">is used in this workflow </w:t>
+      </w:r>
+      <w:r>
+        <w:rPr>
+          <w:lang w:val="en-US"/>
+        </w:rPr>
+        <w:t>to determine ​which of several LLMs ​with different strengths and specializations ​should be used to generate a response</w:t>
+      </w:r>
+    </w:p>
+    <w:p>
+      <w:pPr>
+        <w:rPr>
+          <w:highlight w:val="yellow"/>
+          <w:lang w:val="en-US"/>
+        </w:rPr>
+      </w:pPr>
+    </w:p>
+    <w:p>
+      <w:pPr>
+        <w:rPr>
+          <w:highlight w:val="yellow"/>
+          <w:lang w:val="en-US"/>
+        </w:rPr>
+      </w:pPr>
+      <w:r>
+        <w:rPr>
+          <w:lang w:val="en-US"/>
+        </w:rPr>
+        <w:drawing>
+          <wp:inline distT="0" distB="0" distL="0" distR="0" wp14:anchorId="1F0E9935" wp14:editId="6000E679">
+            <wp:extent cx="5760720" cy="2705735"/>
+            <wp:effectExtent l="19050" t="19050" r="11430" b="18415"/>
+            <wp:docPr id="212536743" name="Image 1"/>
+            <wp:cNvGraphicFramePr>
+              <a:graphicFrameLocks xmlns:a="http://schemas.openxmlformats.org/drawingml/2006/main" noChangeAspect="1"/>
+            </wp:cNvGraphicFramePr>
+            <a:graphic xmlns:a="http://schemas.openxmlformats.org/drawingml/2006/main">
+              <a:graphicData uri="http://schemas.openxmlformats.org/drawingml/2006/picture">
+                <pic:pic xmlns:pic="http://schemas.openxmlformats.org/drawingml/2006/picture">
+                  <pic:nvPicPr>
+                    <pic:cNvPr id="212536743" name=""/>
+                    <pic:cNvPicPr/>
+                  </pic:nvPicPr>
+                  <pic:blipFill>
+                    <a:blip r:embed="rId8"/>
+                    <a:stretch>
+                      <a:fillRect/>
+                    </a:stretch>
+                  </pic:blipFill>
+                  <pic:spPr>
+                    <a:xfrm>
+                      <a:off x="0" y="0"/>
+                      <a:ext cx="5760720" cy="2705735"/>
+                    </a:xfrm>
+                    <a:prstGeom prst="rect">
+                      <a:avLst/>
+                    </a:prstGeom>
+                    <a:ln>
+                      <a:solidFill>
+                        <a:schemeClr val="tx1"/>
+                      </a:solidFill>
+                    </a:ln>
+                  </pic:spPr>
+                </pic:pic>
+              </a:graphicData>
+            </a:graphic>
+          </wp:inline>
+        </w:drawing>
+      </w:r>
+    </w:p>
+    <w:p>
+      <w:pPr>
+        <w:rPr>
+          <w:lang w:val="en-US"/>
+        </w:rPr>
+      </w:pPr>
+      <w:r>
+        <w:rPr>
+          <w:lang w:val="en-US"/>
+        </w:rPr>
+        <w:t xml:space="preserve">An iterative workflow works similarly ​to a conditional workflow, ​but it routes the prompt to an earlier point ​in the overall system, </w:t>
+      </w:r>
+      <w:r>
+        <w:rPr>
+          <w:b/>
+          <w:bCs/>
+          <w:color w:val="EE0000"/>
+          <w:u w:val="single"/>
+          <w:lang w:val="en-US"/>
+        </w:rPr>
+        <w:t>forming a loop</w:t>
+      </w:r>
+      <w:r>
+        <w:rPr>
+          <w:lang w:val="en-US"/>
+        </w:rPr>
+        <w:t xml:space="preserve">. ​For example, if </w:t>
+      </w:r>
+      <w:r>
+        <w:rPr>
+          <w:lang w:val="en-US"/>
+        </w:rPr>
+        <w:t>the</w:t>
+      </w:r>
+      <w:r>
+        <w:rPr>
+          <w:lang w:val="en-US"/>
+        </w:rPr>
+        <w:t xml:space="preserve"> RAG system is designed to generate code ​that integrates with an existing code base, ​it's possible the system would need multiple attempts ​to write working code.</w:t>
+      </w:r>
+    </w:p>
+    <w:p>
+      <w:pPr>
+        <w:rPr>
+          <w:lang w:val="en-US"/>
+        </w:rPr>
+      </w:pPr>
+    </w:p>
+    <w:p>
+      <w:pPr>
+        <w:rPr>
+          <w:highlight w:val="yellow"/>
+          <w:lang w:val="en-US"/>
+        </w:rPr>
+      </w:pPr>
+      <w:r>
+        <w:rPr>
+          <w:lang w:val="en-US"/>
+        </w:rPr>
+        <w:drawing>
+          <wp:inline distT="0" distB="0" distL="0" distR="0" wp14:anchorId="58189FE9" wp14:editId="518E1FED">
+            <wp:extent cx="5760720" cy="2686050"/>
+            <wp:effectExtent l="19050" t="19050" r="11430" b="19050"/>
+            <wp:docPr id="2033673743" name="Image 1"/>
+            <wp:cNvGraphicFramePr>
+              <a:graphicFrameLocks xmlns:a="http://schemas.openxmlformats.org/drawingml/2006/main" noChangeAspect="1"/>
+            </wp:cNvGraphicFramePr>
+            <a:graphic xmlns:a="http://schemas.openxmlformats.org/drawingml/2006/main">
+              <a:graphicData uri="http://schemas.openxmlformats.org/drawingml/2006/picture">
+                <pic:pic xmlns:pic="http://schemas.openxmlformats.org/drawingml/2006/picture">
+                  <pic:nvPicPr>
+                    <pic:cNvPr id="2033673743" name=""/>
+                    <pic:cNvPicPr/>
+                  </pic:nvPicPr>
+                  <pic:blipFill>
+                    <a:blip r:embed="rId9"/>
+                    <a:stretch>
+                      <a:fillRect/>
+                    </a:stretch>
+                  </pic:blipFill>
+                  <pic:spPr>
+                    <a:xfrm>
+                      <a:off x="0" y="0"/>
+                      <a:ext cx="5760720" cy="2686050"/>
+                    </a:xfrm>
+                    <a:prstGeom prst="rect">
+                      <a:avLst/>
+                    </a:prstGeom>
+                    <a:ln>
+                      <a:solidFill>
+                        <a:schemeClr val="tx1"/>
+                      </a:solidFill>
+                    </a:ln>
+                  </pic:spPr>
+                </pic:pic>
+              </a:graphicData>
+            </a:graphic>
+          </wp:inline>
+        </w:drawing>
+      </w:r>
+    </w:p>
+    <w:p>
+      <w:pPr>
+        <w:rPr>
+          <w:lang w:val="en-US"/>
+        </w:rPr>
+      </w:pPr>
+      <w:r>
+        <w:rPr>
+          <w:lang w:val="en-US"/>
+        </w:rPr>
+        <w:t xml:space="preserve">We </w:t>
+      </w:r>
+      <w:r>
+        <w:rPr>
+          <w:lang w:val="en-US"/>
+        </w:rPr>
+        <w:t xml:space="preserve">can create parallel workflows ​in which an orchestrator language model ​breaks a prompt into </w:t>
+      </w:r>
+      <w:r>
+        <w:rPr>
+          <w:u w:val="single"/>
+          <w:lang w:val="en-US"/>
+        </w:rPr>
+        <w:t>multiple distinct tasks</w:t>
+      </w:r>
+      <w:r>
+        <w:rPr>
+          <w:lang w:val="en-US"/>
+        </w:rPr>
+        <w:t xml:space="preserve"> ​and assigns each task to separate LLMs. ​</w:t>
+      </w:r>
+    </w:p>
+    <w:p>
+      <w:pPr>
+        <w:rPr>
+          <w:lang w:val="en-US"/>
+        </w:rPr>
+      </w:pPr>
+      <w:r>
+        <w:rPr>
+          <w:lang w:val="en-US"/>
+        </w:rPr>
+        <w:t xml:space="preserve">On the other end, a </w:t>
+      </w:r>
+      <w:r>
+        <w:rPr>
+          <w:b/>
+          <w:bCs/>
+          <w:lang w:val="en-US"/>
+        </w:rPr>
+        <w:t>synthesizer language model ​recombines their work</w:t>
+      </w:r>
+      <w:r>
+        <w:rPr>
+          <w:lang w:val="en-US"/>
+        </w:rPr>
+        <w:t>. ​</w:t>
+      </w:r>
+    </w:p>
+    <w:p>
+      <w:pPr>
+        <w:rPr>
+          <w:highlight w:val="yellow"/>
+          <w:lang w:val="en-US"/>
+        </w:rPr>
+      </w:pPr>
+      <w:r>
+        <w:rPr>
+          <w:lang w:val="en-US"/>
+        </w:rPr>
+        <w:t xml:space="preserve">For example, </w:t>
+      </w:r>
+      <w:r>
+        <w:rPr>
+          <w:lang w:val="en-US"/>
+        </w:rPr>
+        <w:t xml:space="preserve">If </w:t>
+      </w:r>
+      <w:r>
+        <w:rPr>
+          <w:lang w:val="en-US"/>
+        </w:rPr>
+        <w:t>the</w:t>
+      </w:r>
+      <w:r>
+        <w:rPr>
+          <w:lang w:val="en-US"/>
+        </w:rPr>
+        <w:t xml:space="preserve"> application is comparing the key insights ​from two research papers, ​</w:t>
+      </w:r>
+      <w:r>
+        <w:rPr>
+          <w:lang w:val="en-US"/>
+        </w:rPr>
+        <w:t>we can implement</w:t>
+      </w:r>
+      <w:r>
+        <w:rPr>
+          <w:lang w:val="en-US"/>
+        </w:rPr>
+        <w:t xml:space="preserve"> two different LLMs ​to summarize and evaluate each one ​and then have the orchestrator combine their findings.</w:t>
+      </w:r>
+    </w:p>
+    <w:p>
       <w:r>
         <w:pict w14:anchorId="0E48CBCD">
           <v:rect id="_x0000_i1033" style="width:0;height:1.5pt" o:hralign="center" o:hrstd="t" o:hr="t" fillcolor="#a0a0a0" stroked="f"/>
@@ -2150,43 +2788,26 @@
       </w:pPr>
       <w:r>
         <w:rPr>
-          <w:rFonts w:ascii="Segoe UI Emoji" w:hAnsi="Segoe UI Emoji" w:cs="Segoe UI Emoji"/>
           <w:b/>
           <w:bCs/>
         </w:rPr>
-        <w:t>🚀</w:t>
-      </w:r>
+        <w:t>Mini-projet RAG</w:t>
+      </w:r>
+    </w:p>
+    <w:p>
       <w:r>
         <w:rPr>
           <w:b/>
           <w:bCs/>
         </w:rPr>
-        <w:t xml:space="preserve"> Mini-projet RAG</w:t>
-      </w:r>
-    </w:p>
-    <w:p>
+        <w:t>Projet : Chatbot intelligent sur documents</w:t>
+      </w:r>
       <w:r>
         <w:rPr>
           <w:b/>
           <w:bCs/>
         </w:rPr>
-        <w:t xml:space="preserve">Projet : </w:t>
-      </w:r>
-      <w:proofErr w:type="spellStart"/>
-      <w:r>
-        <w:rPr>
-          <w:b/>
-          <w:bCs/>
-        </w:rPr>
-        <w:t>Chatbot</w:t>
-      </w:r>
-      <w:proofErr w:type="spellEnd"/>
-      <w:r>
-        <w:rPr>
-          <w:b/>
-          <w:bCs/>
-        </w:rPr>
-        <w:t xml:space="preserve"> intelligent sur documents</w:t>
+        <w:t xml:space="preserve"> sur la loi marocaine</w:t>
       </w:r>
     </w:p>
     <w:p>
@@ -2197,7 +2818,7 @@
         </w:numPr>
       </w:pPr>
       <w:r>
-        <w:t xml:space="preserve">Input : PDF / site web </w:t>
+        <w:t xml:space="preserve">Input : PDF  </w:t>
       </w:r>
     </w:p>
     <w:p>
@@ -2255,11 +2876,6 @@
       </w:r>
     </w:p>
     <w:p>
-      <w:r>
-        <w:t>Bonus :</w:t>
-      </w:r>
-    </w:p>
-    <w:p>
       <w:pPr>
         <w:numPr>
           <w:ilvl w:val="0"/>
@@ -2279,17 +2895,6 @@
       </w:pPr>
       <w:r>
         <w:t xml:space="preserve">Mémoire de conversation </w:t>
-      </w:r>
-    </w:p>
-    <w:p>
-      <w:pPr>
-        <w:numPr>
-          <w:ilvl w:val="0"/>
-          <w:numId w:val="28"/>
-        </w:numPr>
-      </w:pPr>
-      <w:r>
-        <w:t>Sources affichées</w:t>
       </w:r>
     </w:p>
     <w:p/>
@@ -7169,7 +7774,6 @@
   <w:style w:type="character" w:default="1" w:styleId="Policepardfaut">
     <w:name w:val="Default Paragraph Font"/>
     <w:uiPriority w:val="1"/>
-    <w:semiHidden/>
     <w:unhideWhenUsed/>
   </w:style>
   <w:style w:type="table" w:default="1" w:styleId="TableauNormal">

--- a/plan.docx
+++ b/plan.docx
@@ -13,21 +13,7 @@
         <w:rPr>
           <w:lang w:val="en-US"/>
         </w:rPr>
-        <w:t xml:space="preserve">1. Roadmap </w:t>
-      </w:r>
-      <w:proofErr w:type="spellStart"/>
-      <w:r>
-        <w:rPr>
-          <w:lang w:val="en-US"/>
-        </w:rPr>
-        <w:t>complète</w:t>
-      </w:r>
-      <w:proofErr w:type="spellEnd"/>
-      <w:r>
-        <w:rPr>
-          <w:lang w:val="en-US"/>
-        </w:rPr>
-        <w:t xml:space="preserve"> — GAN (Generative Adversarial Networks)</w:t>
+        <w:t>1. Roadmap complète — GAN (Generative Adversarial Networks)</w:t>
       </w:r>
     </w:p>
     <w:p>
@@ -113,19 +99,11 @@
           <w:highlight w:val="cyan"/>
         </w:rPr>
       </w:pPr>
-      <w:proofErr w:type="gramStart"/>
       <w:r>
         <w:rPr>
           <w:highlight w:val="cyan"/>
         </w:rPr>
-        <w:t>Fonction objectif</w:t>
-      </w:r>
-      <w:proofErr w:type="gramEnd"/>
-      <w:r>
-        <w:rPr>
-          <w:highlight w:val="cyan"/>
-        </w:rPr>
-        <w:t xml:space="preserve"> : </w:t>
+        <w:t xml:space="preserve">Fonction objectif : </w:t>
       </w:r>
     </w:p>
     <w:p>
@@ -138,33 +116,11 @@
           <w:highlight w:val="yellow"/>
         </w:rPr>
       </w:pPr>
-      <w:proofErr w:type="spellStart"/>
-      <w:r>
-        <w:rPr>
-          <w:highlight w:val="yellow"/>
-        </w:rPr>
-        <w:t>Binary</w:t>
-      </w:r>
-      <w:proofErr w:type="spellEnd"/>
-      <w:r>
-        <w:rPr>
-          <w:highlight w:val="yellow"/>
-        </w:rPr>
-        <w:t xml:space="preserve"> cross </w:t>
-      </w:r>
-      <w:proofErr w:type="spellStart"/>
-      <w:r>
-        <w:rPr>
-          <w:highlight w:val="yellow"/>
-        </w:rPr>
-        <w:t>entropy</w:t>
-      </w:r>
-      <w:proofErr w:type="spellEnd"/>
-      <w:r>
-        <w:rPr>
-          <w:highlight w:val="yellow"/>
-        </w:rPr>
-        <w:t xml:space="preserve"> </w:t>
+      <w:r>
+        <w:rPr>
+          <w:highlight w:val="yellow"/>
+        </w:rPr>
+        <w:t xml:space="preserve">Binary cross entropy </w:t>
       </w:r>
     </w:p>
     <w:p>
@@ -209,21 +165,7 @@
         <w:rPr>
           <w:highlight w:val="yellow"/>
         </w:rPr>
-        <w:t xml:space="preserve">Nash </w:t>
-      </w:r>
-      <w:proofErr w:type="spellStart"/>
-      <w:r>
-        <w:rPr>
-          <w:highlight w:val="yellow"/>
-        </w:rPr>
-        <w:t>equilibrium</w:t>
-      </w:r>
-      <w:proofErr w:type="spellEnd"/>
-      <w:r>
-        <w:rPr>
-          <w:highlight w:val="yellow"/>
-        </w:rPr>
-        <w:t xml:space="preserve"> </w:t>
+        <w:t xml:space="preserve">Nash equilibrium </w:t>
       </w:r>
     </w:p>
     <w:p>
@@ -294,37 +236,21 @@
           <w:highlight w:val="yellow"/>
           <w:lang w:val="en-US"/>
         </w:rPr>
-        <w:t>-</w:t>
-      </w:r>
-      <w:proofErr w:type="gramStart"/>
+        <w:t>-DC</w:t>
+      </w:r>
       <w:r>
         <w:rPr>
           <w:highlight w:val="yellow"/>
           <w:lang w:val="en-US"/>
         </w:rPr>
-        <w:t>DC</w:t>
+        <w:t>GAN</w:t>
       </w:r>
       <w:r>
         <w:rPr>
           <w:highlight w:val="yellow"/>
           <w:lang w:val="en-US"/>
         </w:rPr>
-        <w:t>GAN</w:t>
-      </w:r>
-      <w:r>
-        <w:rPr>
-          <w:highlight w:val="yellow"/>
-          <w:lang w:val="en-US"/>
-        </w:rPr>
-        <w:t> :</w:t>
-      </w:r>
-      <w:proofErr w:type="gramEnd"/>
-      <w:r>
-        <w:rPr>
-          <w:highlight w:val="yellow"/>
-          <w:lang w:val="en-US"/>
-        </w:rPr>
-        <w:t xml:space="preserve"> spectrally normalized </w:t>
+        <w:t xml:space="preserve"> : spectrally normalized </w:t>
       </w:r>
       <w:r>
         <w:rPr>
@@ -354,21 +280,7 @@
         <w:rPr>
           <w:highlight w:val="yellow"/>
         </w:rPr>
-        <w:t xml:space="preserve"> : </w:t>
-      </w:r>
-      <w:proofErr w:type="spellStart"/>
-      <w:r>
-        <w:rPr>
-          <w:highlight w:val="yellow"/>
-        </w:rPr>
-        <w:t>wasserstein</w:t>
-      </w:r>
-      <w:proofErr w:type="spellEnd"/>
-      <w:r>
-        <w:rPr>
-          <w:highlight w:val="yellow"/>
-        </w:rPr>
-        <w:t xml:space="preserve"> GAN</w:t>
+        <w:t> : wasserstein GAN</w:t>
       </w:r>
     </w:p>
     <w:p>
@@ -398,33 +310,11 @@
           <w:highlight w:val="yellow"/>
         </w:rPr>
       </w:pPr>
-      <w:proofErr w:type="spellStart"/>
-      <w:r>
-        <w:rPr>
-          <w:highlight w:val="yellow"/>
-        </w:rPr>
-        <w:t>Conditional</w:t>
-      </w:r>
-      <w:proofErr w:type="spellEnd"/>
-      <w:r>
-        <w:rPr>
-          <w:highlight w:val="yellow"/>
-        </w:rPr>
-        <w:t xml:space="preserve"> GAN (</w:t>
-      </w:r>
-      <w:proofErr w:type="spellStart"/>
-      <w:r>
-        <w:rPr>
-          <w:highlight w:val="yellow"/>
-        </w:rPr>
-        <w:t>cGAN</w:t>
-      </w:r>
-      <w:proofErr w:type="spellEnd"/>
-      <w:r>
-        <w:rPr>
-          <w:highlight w:val="yellow"/>
-        </w:rPr>
-        <w:t xml:space="preserve">) </w:t>
+      <w:r>
+        <w:rPr>
+          <w:highlight w:val="yellow"/>
+        </w:rPr>
+        <w:t xml:space="preserve">Conditional GAN (cGAN) </w:t>
       </w:r>
     </w:p>
     <w:p>
@@ -667,17 +557,7 @@
         <w:t>Le Discriminateur n'aide jamais volontairement le Générateur</w:t>
       </w:r>
       <w:r>
-        <w:t>. Il n'est pas un professeur bienveillant qui dit gentiment : "Hé, modifie le pixel (</w:t>
-      </w:r>
-      <w:proofErr w:type="spellStart"/>
-      <w:proofErr w:type="gramStart"/>
-      <w:r>
-        <w:t>x,y</w:t>
-      </w:r>
-      <w:proofErr w:type="spellEnd"/>
-      <w:proofErr w:type="gramEnd"/>
-      <w:r>
-        <w:t>) pour faire une belle boucle de 8 !".</w:t>
+        <w:t>. Il n'est pas un professeur bienveillant qui dit gentiment : "Hé, modifie le pixel (x,y) pour faire une belle boucle de 8 !".</w:t>
       </w:r>
     </w:p>
     <w:p>
@@ -699,79 +579,43 @@
           <w:bCs/>
           <w:u w:val="single"/>
         </w:rPr>
-        <w:t xml:space="preserve">Alors, comment le Générateur </w:t>
-      </w:r>
-      <w:proofErr w:type="spellStart"/>
-      <w:r>
+        <w:t>Alors, comment le Générateur sait-il quels pixels modifier ?</w:t>
+      </w:r>
+    </w:p>
+    <w:p>
+      <w:r>
+        <w:t>C'est grâce à la Backpropagation (la rétropropagation du gradient).</w:t>
+      </w:r>
+    </w:p>
+    <w:p>
+      <w:r>
+        <w:t>Quand le Discriminateur donne sa mauvaise note, l'ordinateur calcule des dérivées mathématiques. C'est ce calcul qui se transforme en une carte d'erreurs pour le Générateur.</w:t>
+      </w:r>
+    </w:p>
+    <w:p>
+      <w:r>
+        <w:t>C'est un peu comme si l'inspecteur (le Discriminateur) laissait tomber ses notes d'examen par terre en partant. Le Générateur (le Faussaire) ramasse les notes en cachette, regarde les corrections mathématiques, et se dit : "Ah ! Il a grillé mon faux billet parce que l'encre en haut à gauche était trop claire. Je vais corriger ça".</w:t>
+      </w:r>
+    </w:p>
+    <w:p>
+      <w:r>
+        <w:t>Donc, le Discriminateur "aide" le Générateur malgré lui, par le simple fait de donner une note et de laisser les traces mathématiques de ses critères de notation.</w:t>
+      </w:r>
+    </w:p>
+    <w:p>
+      <w:pPr>
         <w:rPr>
           <w:b/>
           <w:bCs/>
-          <w:u w:val="single"/>
-        </w:rPr>
-        <w:t>sait-il</w:t>
-      </w:r>
-      <w:proofErr w:type="spellEnd"/>
+        </w:rPr>
+      </w:pPr>
       <w:r>
         <w:rPr>
           <w:b/>
           <w:bCs/>
-          <w:u w:val="single"/>
-        </w:rPr>
-        <w:t xml:space="preserve"> quels pixels modifier ?</w:t>
-      </w:r>
-    </w:p>
-    <w:p>
-      <w:r>
-        <w:t xml:space="preserve">C'est grâce à la </w:t>
-      </w:r>
-      <w:proofErr w:type="spellStart"/>
-      <w:r>
-        <w:t>Backpropagation</w:t>
-      </w:r>
-      <w:proofErr w:type="spellEnd"/>
-      <w:r>
-        <w:t xml:space="preserve"> (la rétropropagation du gradient).</w:t>
-      </w:r>
-    </w:p>
-    <w:p>
-      <w:r>
-        <w:t>Quand le Discriminateur donne sa mauvaise note, l'ordinateur calcule des dérivées mathématiques. C'est ce calcul qui se transforme en une carte d'erreurs pour le Générateur.</w:t>
-      </w:r>
-    </w:p>
-    <w:p>
-      <w:r>
-        <w:t>C'est un peu comme si l'inspecteur (le Discriminateur) laissait tomber ses notes d'examen par terre en partant. Le Générateur (le Faussaire) ramasse les notes en cachette, regarde les corrections mathématiques, et se dit : "Ah ! Il a grillé mon faux billet parce que l'encre en haut à gauche était trop claire. Je vais corriger ça".</w:t>
-      </w:r>
-    </w:p>
-    <w:p>
-      <w:r>
-        <w:t>Donc, le Discriminateur "aide" le Générateur malgré lui, par le simple fait de donner une note et de laisser les traces mathématiques de ses critères de notation.</w:t>
-      </w:r>
-    </w:p>
-    <w:p>
-      <w:pPr>
-        <w:rPr>
-          <w:b/>
-          <w:bCs/>
-        </w:rPr>
-      </w:pPr>
-      <w:proofErr w:type="gramStart"/>
-      <w:r>
-        <w:rPr>
-          <w:b/>
-          <w:bCs/>
-          <w:highlight w:val="yellow"/>
-        </w:rPr>
-        <w:t>duel</w:t>
-      </w:r>
-      <w:proofErr w:type="gramEnd"/>
-      <w:r>
-        <w:rPr>
-          <w:b/>
-          <w:bCs/>
-          <w:highlight w:val="yellow"/>
-        </w:rPr>
-        <w:t xml:space="preserve"> Min-Max (100% Vrai)</w:t>
+          <w:highlight w:val="yellow"/>
+        </w:rPr>
+        <w:t>duel Min-Max (100% Vrai)</w:t>
       </w:r>
     </w:p>
     <w:p>
@@ -802,15 +646,7 @@
     </w:p>
     <w:p>
       <w:r>
-        <w:t xml:space="preserve">C'est l'essence même du mot </w:t>
-      </w:r>
-      <w:proofErr w:type="spellStart"/>
-      <w:r>
-        <w:t>Adversarial</w:t>
-      </w:r>
-      <w:proofErr w:type="spellEnd"/>
-      <w:r>
-        <w:t xml:space="preserve"> (Adversaire).</w:t>
+        <w:t>C'est l'essence même du mot Adversarial (Adversaire).</w:t>
       </w:r>
     </w:p>
     <w:p>
@@ -840,13 +676,8 @@
         <w:pStyle w:val="Titre1"/>
       </w:pPr>
       <w:r>
-        <w:t xml:space="preserve"> 2. Roadmap complète — Auto-</w:t>
-      </w:r>
-      <w:proofErr w:type="spellStart"/>
-      <w:r>
-        <w:t>Encoders</w:t>
-      </w:r>
-      <w:proofErr w:type="spellEnd"/>
+        <w:t xml:space="preserve"> 2. Roadmap complète — Auto-Encoders</w:t>
+      </w:r>
     </w:p>
     <w:p>
       <w:pPr>
@@ -942,17 +773,8 @@
           <w:b/>
           <w:bCs/>
         </w:rPr>
-        <w:t xml:space="preserve"> 2. Théorie des Auto-</w:t>
-      </w:r>
-      <w:proofErr w:type="spellStart"/>
-      <w:r>
-        <w:rPr>
-          <w:b/>
-          <w:bCs/>
-        </w:rPr>
-        <w:t>Encoders</w:t>
-      </w:r>
-      <w:proofErr w:type="spellEnd"/>
+        <w:t xml:space="preserve"> 2. Théorie des Auto-Encoders</w:t>
+      </w:r>
     </w:p>
     <w:p>
       <w:pPr>
@@ -988,15 +810,7 @@
         </w:numPr>
       </w:pPr>
       <w:r>
-        <w:t xml:space="preserve">Reconstruction </w:t>
-      </w:r>
-      <w:proofErr w:type="spellStart"/>
-      <w:r>
-        <w:t>loss</w:t>
-      </w:r>
-      <w:proofErr w:type="spellEnd"/>
-      <w:r>
-        <w:t xml:space="preserve"> </w:t>
+        <w:t xml:space="preserve">Reconstruction loss </w:t>
       </w:r>
     </w:p>
     <w:p>
@@ -1006,13 +820,8 @@
           <w:numId w:val="10"/>
         </w:numPr>
       </w:pPr>
-      <w:proofErr w:type="spellStart"/>
-      <w:r>
-        <w:t>Bottleneck</w:t>
-      </w:r>
-      <w:proofErr w:type="spellEnd"/>
-      <w:r>
-        <w:t xml:space="preserve"> </w:t>
+      <w:r>
+        <w:t xml:space="preserve">Bottleneck </w:t>
       </w:r>
     </w:p>
     <w:p>
@@ -1038,15 +847,7 @@
         </w:numPr>
       </w:pPr>
       <w:r>
-        <w:t xml:space="preserve">Vanilla </w:t>
-      </w:r>
-      <w:proofErr w:type="spellStart"/>
-      <w:r>
-        <w:t>Autoencoder</w:t>
-      </w:r>
-      <w:proofErr w:type="spellEnd"/>
-      <w:r>
-        <w:t xml:space="preserve"> </w:t>
+        <w:t xml:space="preserve">Vanilla Autoencoder </w:t>
       </w:r>
     </w:p>
     <w:p>
@@ -1056,21 +857,8 @@
           <w:numId w:val="11"/>
         </w:numPr>
       </w:pPr>
-      <w:proofErr w:type="spellStart"/>
-      <w:r>
-        <w:t>Sparse</w:t>
-      </w:r>
-      <w:proofErr w:type="spellEnd"/>
-      <w:r>
-        <w:t xml:space="preserve"> </w:t>
-      </w:r>
-      <w:proofErr w:type="spellStart"/>
-      <w:r>
-        <w:t>Autoencoder</w:t>
-      </w:r>
-      <w:proofErr w:type="spellEnd"/>
-      <w:r>
-        <w:t xml:space="preserve"> </w:t>
+      <w:r>
+        <w:t xml:space="preserve">Sparse Autoencoder </w:t>
       </w:r>
     </w:p>
     <w:p>
@@ -1080,21 +868,8 @@
           <w:numId w:val="11"/>
         </w:numPr>
       </w:pPr>
-      <w:proofErr w:type="spellStart"/>
-      <w:r>
-        <w:t>Denoising</w:t>
-      </w:r>
-      <w:proofErr w:type="spellEnd"/>
-      <w:r>
-        <w:t xml:space="preserve"> </w:t>
-      </w:r>
-      <w:proofErr w:type="spellStart"/>
-      <w:r>
-        <w:t>Autoencoder</w:t>
-      </w:r>
-      <w:proofErr w:type="spellEnd"/>
-      <w:r>
-        <w:t xml:space="preserve"> </w:t>
+      <w:r>
+        <w:t xml:space="preserve">Denoising Autoencoder </w:t>
       </w:r>
     </w:p>
     <w:p>
@@ -1104,21 +879,8 @@
           <w:numId w:val="11"/>
         </w:numPr>
       </w:pPr>
-      <w:proofErr w:type="spellStart"/>
-      <w:r>
-        <w:t>Variational</w:t>
-      </w:r>
-      <w:proofErr w:type="spellEnd"/>
-      <w:r>
-        <w:t xml:space="preserve"> </w:t>
-      </w:r>
-      <w:proofErr w:type="spellStart"/>
-      <w:r>
-        <w:t>Autoencoder</w:t>
-      </w:r>
-      <w:proofErr w:type="spellEnd"/>
-      <w:r>
-        <w:t xml:space="preserve"> (VAE) </w:t>
+      <w:r>
+        <w:t xml:space="preserve">Variational Autoencoder (VAE) </w:t>
       </w:r>
     </w:p>
     <w:p>
@@ -1150,13 +912,8 @@
           <w:numId w:val="12"/>
         </w:numPr>
       </w:pPr>
-      <w:proofErr w:type="spellStart"/>
-      <w:r>
-        <w:t>Reparameterization</w:t>
-      </w:r>
-      <w:proofErr w:type="spellEnd"/>
-      <w:r>
-        <w:t xml:space="preserve"> trick </w:t>
+      <w:r>
+        <w:t xml:space="preserve">Reparameterization trick </w:t>
       </w:r>
     </w:p>
     <w:p>
@@ -1212,23 +969,7 @@
           <w:b/>
           <w:bCs/>
         </w:rPr>
-        <w:t xml:space="preserve">Étape 1 — </w:t>
-      </w:r>
-      <w:proofErr w:type="spellStart"/>
-      <w:r>
-        <w:rPr>
-          <w:b/>
-          <w:bCs/>
-        </w:rPr>
-        <w:t>Autoencoder</w:t>
-      </w:r>
-      <w:proofErr w:type="spellEnd"/>
-      <w:r>
-        <w:rPr>
-          <w:b/>
-          <w:bCs/>
-        </w:rPr>
-        <w:t xml:space="preserve"> simple</w:t>
+        <w:t>Étape 1 — Autoencoder simple</w:t>
       </w:r>
     </w:p>
     <w:p>
@@ -1250,15 +991,7 @@
         </w:numPr>
       </w:pPr>
       <w:r>
-        <w:t xml:space="preserve">Encoder + </w:t>
-      </w:r>
-      <w:proofErr w:type="spellStart"/>
-      <w:r>
-        <w:t>Decoder</w:t>
-      </w:r>
-      <w:proofErr w:type="spellEnd"/>
-      <w:r>
-        <w:t xml:space="preserve"> MLP </w:t>
+        <w:t xml:space="preserve">Encoder + Decoder MLP </w:t>
       </w:r>
     </w:p>
     <w:p>
@@ -1273,33 +1006,8 @@
           <w:b/>
           <w:bCs/>
         </w:rPr>
-        <w:t xml:space="preserve">Étape 2 — </w:t>
-      </w:r>
-      <w:proofErr w:type="spellStart"/>
-      <w:r>
-        <w:rPr>
-          <w:b/>
-          <w:bCs/>
-        </w:rPr>
-        <w:t>Autoencoder</w:t>
-      </w:r>
-      <w:proofErr w:type="spellEnd"/>
-      <w:r>
-        <w:rPr>
-          <w:b/>
-          <w:bCs/>
-        </w:rPr>
-        <w:t xml:space="preserve"> </w:t>
-      </w:r>
-      <w:proofErr w:type="spellStart"/>
-      <w:r>
-        <w:rPr>
-          <w:b/>
-          <w:bCs/>
-        </w:rPr>
-        <w:t>convolutionnel</w:t>
-      </w:r>
-      <w:proofErr w:type="spellEnd"/>
+        <w:t>Étape 2 — Autoencoder convolutionnel</w:t>
+      </w:r>
     </w:p>
     <w:p>
       <w:pPr>
@@ -1324,17 +1032,8 @@
           <w:b/>
           <w:bCs/>
         </w:rPr>
-        <w:t xml:space="preserve">Étape 3 — </w:t>
-      </w:r>
-      <w:proofErr w:type="spellStart"/>
-      <w:r>
-        <w:rPr>
-          <w:b/>
-          <w:bCs/>
-        </w:rPr>
-        <w:t>Denoising</w:t>
-      </w:r>
-      <w:proofErr w:type="spellEnd"/>
+        <w:t>Étape 3 — Denoising</w:t>
+      </w:r>
     </w:p>
     <w:p>
       <w:pPr>
@@ -1422,17 +1121,8 @@
           <w:b/>
           <w:bCs/>
         </w:rPr>
-        <w:t xml:space="preserve"> Mini-projet </w:t>
-      </w:r>
-      <w:proofErr w:type="spellStart"/>
-      <w:r>
-        <w:rPr>
-          <w:b/>
-          <w:bCs/>
-        </w:rPr>
-        <w:t>Autoencoder</w:t>
-      </w:r>
-      <w:proofErr w:type="spellEnd"/>
+        <w:t xml:space="preserve"> Mini-projet Autoencoder</w:t>
+      </w:r>
     </w:p>
     <w:p>
       <w:r>
@@ -1461,13 +1151,8 @@
           <w:numId w:val="17"/>
         </w:numPr>
       </w:pPr>
-      <w:proofErr w:type="spellStart"/>
-      <w:r>
-        <w:t>Decoder</w:t>
-      </w:r>
-      <w:proofErr w:type="spellEnd"/>
-      <w:r>
-        <w:t xml:space="preserve"> → reconstruire </w:t>
+      <w:r>
+        <w:t xml:space="preserve">Decoder → reconstruire </w:t>
       </w:r>
     </w:p>
     <w:p>
@@ -1488,13 +1173,8 @@
           <w:numId w:val="17"/>
         </w:numPr>
       </w:pPr>
-      <w:proofErr w:type="gramStart"/>
-      <w:r>
-        <w:t>qualité</w:t>
-      </w:r>
-      <w:proofErr w:type="gramEnd"/>
-      <w:r>
-        <w:t xml:space="preserve"> vs taille </w:t>
+      <w:r>
+        <w:t xml:space="preserve">qualité vs taille </w:t>
       </w:r>
     </w:p>
     <w:p>
@@ -1542,23 +1222,7 @@
         <w:pStyle w:val="Titre1"/>
       </w:pPr>
       <w:r>
-        <w:t>3. Roadmap complète — RAG (</w:t>
-      </w:r>
-      <w:proofErr w:type="spellStart"/>
-      <w:r>
-        <w:t>Retrieval-Augmented</w:t>
-      </w:r>
-      <w:proofErr w:type="spellEnd"/>
-      <w:r>
-        <w:t xml:space="preserve"> </w:t>
-      </w:r>
-      <w:proofErr w:type="spellStart"/>
-      <w:r>
-        <w:t>Generation</w:t>
-      </w:r>
-      <w:proofErr w:type="spellEnd"/>
-      <w:r>
-        <w:t>)</w:t>
+        <w:t>3. Roadmap complète — RAG (Retrieval-Augmented Generation)</w:t>
       </w:r>
     </w:p>
     <w:p>
@@ -1654,21 +1318,7 @@
         <w:rPr>
           <w:highlight w:val="yellow"/>
         </w:rPr>
-        <w:t>Embeddings (</w:t>
-      </w:r>
-      <w:proofErr w:type="spellStart"/>
-      <w:r>
-        <w:rPr>
-          <w:highlight w:val="yellow"/>
-        </w:rPr>
-        <w:t>OpenAI</w:t>
-      </w:r>
-      <w:proofErr w:type="spellEnd"/>
-      <w:r>
-        <w:rPr>
-          <w:highlight w:val="yellow"/>
-        </w:rPr>
-        <w:t xml:space="preserve">, Sentence Transformers) </w:t>
+        <w:t xml:space="preserve">Embeddings (OpenAI, Sentence Transformers) </w:t>
       </w:r>
     </w:p>
     <w:p>
@@ -1685,35 +1335,7 @@
         <w:rPr>
           <w:highlight w:val="yellow"/>
         </w:rPr>
-        <w:t>Similarité (</w:t>
-      </w:r>
-      <w:proofErr w:type="spellStart"/>
-      <w:r>
-        <w:rPr>
-          <w:highlight w:val="yellow"/>
-        </w:rPr>
-        <w:t>cosine</w:t>
-      </w:r>
-      <w:proofErr w:type="spellEnd"/>
-      <w:r>
-        <w:rPr>
-          <w:highlight w:val="yellow"/>
-        </w:rPr>
-        <w:t xml:space="preserve"> </w:t>
-      </w:r>
-      <w:proofErr w:type="spellStart"/>
-      <w:r>
-        <w:rPr>
-          <w:highlight w:val="yellow"/>
-        </w:rPr>
-        <w:t>similarity</w:t>
-      </w:r>
-      <w:proofErr w:type="spellEnd"/>
-      <w:r>
-        <w:rPr>
-          <w:highlight w:val="yellow"/>
-        </w:rPr>
-        <w:t xml:space="preserve">) </w:t>
+        <w:t xml:space="preserve">Similarité (cosine similarity) </w:t>
       </w:r>
     </w:p>
     <w:p>
@@ -1726,19 +1348,11 @@
           <w:highlight w:val="yellow"/>
         </w:rPr>
       </w:pPr>
-      <w:proofErr w:type="spellStart"/>
-      <w:r>
-        <w:rPr>
-          <w:highlight w:val="yellow"/>
-        </w:rPr>
-        <w:t>Chunking</w:t>
-      </w:r>
-      <w:proofErr w:type="spellEnd"/>
-      <w:r>
-        <w:rPr>
-          <w:highlight w:val="yellow"/>
-        </w:rPr>
-        <w:t xml:space="preserve"> de documents </w:t>
+      <w:r>
+        <w:rPr>
+          <w:highlight w:val="yellow"/>
+        </w:rPr>
+        <w:t xml:space="preserve">Chunking de documents </w:t>
       </w:r>
     </w:p>
     <w:p>
@@ -1768,19 +1382,11 @@
           <w:highlight w:val="yellow"/>
         </w:rPr>
       </w:pPr>
-      <w:proofErr w:type="spellStart"/>
-      <w:r>
-        <w:rPr>
-          <w:highlight w:val="yellow"/>
-        </w:rPr>
-        <w:t>Agentic</w:t>
-      </w:r>
-      <w:proofErr w:type="spellEnd"/>
-      <w:r>
-        <w:rPr>
-          <w:highlight w:val="yellow"/>
-        </w:rPr>
-        <w:t xml:space="preserve"> RAG</w:t>
+      <w:r>
+        <w:rPr>
+          <w:highlight w:val="yellow"/>
+        </w:rPr>
+        <w:t>Agentic RAG</w:t>
       </w:r>
     </w:p>
     <w:p>
@@ -1834,8 +1440,6 @@
         </w:rPr>
         <w:t xml:space="preserve">, Pinecone(cloud), </w:t>
       </w:r>
-      <w:proofErr w:type="spellStart"/>
-      <w:proofErr w:type="gramStart"/>
       <w:r>
         <w:rPr>
           <w:b/>
@@ -1844,51 +1448,16 @@
         </w:rPr>
         <w:t>chromadb</w:t>
       </w:r>
-      <w:proofErr w:type="spellEnd"/>
       <w:r>
         <w:rPr>
           <w:lang w:val="en-US"/>
         </w:rPr>
-        <w:t>(</w:t>
-      </w:r>
-      <w:proofErr w:type="gramEnd"/>
-      <w:r>
-        <w:rPr>
-          <w:lang w:val="en-US"/>
-        </w:rPr>
-        <w:t xml:space="preserve">tester </w:t>
-      </w:r>
-      <w:proofErr w:type="spellStart"/>
-      <w:r>
-        <w:rPr>
-          <w:lang w:val="en-US"/>
-        </w:rPr>
-        <w:t>en</w:t>
-      </w:r>
-      <w:proofErr w:type="spellEnd"/>
-      <w:r>
-        <w:rPr>
-          <w:lang w:val="en-US"/>
-        </w:rPr>
-        <w:t xml:space="preserve"> local)</w:t>
-      </w:r>
-    </w:p>
-    <w:p>
-      <w:proofErr w:type="spellStart"/>
-      <w:r>
-        <w:t>Elasticsearch</w:t>
-      </w:r>
-      <w:proofErr w:type="spellEnd"/>
-      <w:r>
-        <w:t xml:space="preserve">/ </w:t>
-      </w:r>
-      <w:proofErr w:type="spellStart"/>
-      <w:r>
-        <w:t>opensearch</w:t>
-      </w:r>
-      <w:proofErr w:type="spellEnd"/>
-      <w:r>
-        <w:t xml:space="preserve"> pour la recherche par</w:t>
+        <w:t>(tester en local)</w:t>
+      </w:r>
+    </w:p>
+    <w:p>
+      <w:r>
+        <w:t>Elasticsearch/ opensearch pour la recherche par</w:t>
       </w:r>
       <w:r>
         <w:t xml:space="preserve"> mots-clés c’est parfait pour la recherche hybride</w:t>
@@ -1912,7 +1481,6 @@
       </w:r>
     </w:p>
     <w:p>
-      <w:proofErr w:type="spellStart"/>
       <w:r>
         <w:rPr>
           <w:b/>
@@ -1920,7 +1488,6 @@
         </w:rPr>
         <w:t>LangChain</w:t>
       </w:r>
-      <w:proofErr w:type="spellEnd"/>
       <w:r>
         <w:rPr>
           <w:b/>
@@ -1939,7 +1506,6 @@
       <w:r>
         <w:t xml:space="preserve"> </w:t>
       </w:r>
-      <w:proofErr w:type="spellStart"/>
       <w:r>
         <w:rPr>
           <w:b/>
@@ -1947,7 +1513,6 @@
         </w:rPr>
         <w:t>LlamaIndex</w:t>
       </w:r>
-      <w:proofErr w:type="spellEnd"/>
       <w:r>
         <w:rPr>
           <w:b/>
@@ -1959,23 +1524,7 @@
         <w:t xml:space="preserve"> le spécialise de la donnée. </w:t>
       </w:r>
       <w:r>
-        <w:t>Il automatise la découpe des textes (</w:t>
-      </w:r>
-      <w:proofErr w:type="spellStart"/>
-      <w:r>
-        <w:t>chunking</w:t>
-      </w:r>
-      <w:proofErr w:type="spellEnd"/>
-      <w:r>
-        <w:t xml:space="preserve">), la gestion des métadonnées, et propose des stratégies de recherche ultra-avancées (comme le Parent-Child retriever ou le Sentence Window </w:t>
-      </w:r>
-      <w:proofErr w:type="spellStart"/>
-      <w:r>
-        <w:t>retrieval</w:t>
-      </w:r>
-      <w:proofErr w:type="spellEnd"/>
-      <w:r>
-        <w:t>).</w:t>
+        <w:t>Il automatise la découpe des textes (chunking), la gestion des métadonnées, et propose des stratégies de recherche ultra-avancées (comme le Parent-Child retriever ou le Sentence Window retrieval).</w:t>
       </w:r>
     </w:p>
     <w:p>
@@ -2156,19 +1705,11 @@
           <w:highlight w:val="yellow"/>
         </w:rPr>
       </w:pPr>
-      <w:proofErr w:type="spellStart"/>
-      <w:r>
-        <w:rPr>
-          <w:highlight w:val="yellow"/>
-        </w:rPr>
-        <w:t>Chunking</w:t>
-      </w:r>
-      <w:proofErr w:type="spellEnd"/>
-      <w:r>
-        <w:rPr>
-          <w:highlight w:val="yellow"/>
-        </w:rPr>
-        <w:t xml:space="preserve"> intelligent </w:t>
+      <w:r>
+        <w:rPr>
+          <w:highlight w:val="yellow"/>
+        </w:rPr>
+        <w:t xml:space="preserve">Chunking intelligent </w:t>
       </w:r>
     </w:p>
     <w:p>
@@ -2185,21 +1726,7 @@
         <w:rPr>
           <w:highlight w:val="yellow"/>
         </w:rPr>
-        <w:t>Re-</w:t>
-      </w:r>
-      <w:proofErr w:type="spellStart"/>
-      <w:r>
-        <w:rPr>
-          <w:highlight w:val="yellow"/>
-        </w:rPr>
-        <w:t>ranking</w:t>
-      </w:r>
-      <w:proofErr w:type="spellEnd"/>
-      <w:r>
-        <w:rPr>
-          <w:highlight w:val="yellow"/>
-        </w:rPr>
-        <w:t xml:space="preserve"> </w:t>
+        <w:t xml:space="preserve">Re-ranking </w:t>
       </w:r>
     </w:p>
     <w:p>
@@ -2216,35 +1743,7 @@
         <w:rPr>
           <w:highlight w:val="yellow"/>
         </w:rPr>
-        <w:t>Multi-</w:t>
-      </w:r>
-      <w:proofErr w:type="spellStart"/>
-      <w:r>
-        <w:rPr>
-          <w:highlight w:val="yellow"/>
-        </w:rPr>
-        <w:t>query</w:t>
-      </w:r>
-      <w:proofErr w:type="spellEnd"/>
-      <w:r>
-        <w:rPr>
-          <w:highlight w:val="yellow"/>
-        </w:rPr>
-        <w:t xml:space="preserve"> </w:t>
-      </w:r>
-      <w:proofErr w:type="spellStart"/>
-      <w:r>
-        <w:rPr>
-          <w:highlight w:val="yellow"/>
-        </w:rPr>
-        <w:t>retrieval</w:t>
-      </w:r>
-      <w:proofErr w:type="spellEnd"/>
-      <w:r>
-        <w:rPr>
-          <w:highlight w:val="yellow"/>
-        </w:rPr>
-        <w:t xml:space="preserve"> </w:t>
+        <w:t xml:space="preserve">Multi-query retrieval </w:t>
       </w:r>
     </w:p>
     <w:p>
@@ -2350,6 +1849,7 @@
       </w:pPr>
       <w:r>
         <w:rPr>
+          <w:noProof/>
           <w:lang w:val="en-US"/>
         </w:rPr>
         <w:drawing>
@@ -2417,6 +1917,7 @@
       </w:pPr>
       <w:r>
         <w:rPr>
+          <w:noProof/>
           <w:lang w:val="en-US"/>
         </w:rPr>
         <w:drawing>
@@ -2524,6 +2025,7 @@
       </w:pPr>
       <w:r>
         <w:rPr>
+          <w:noProof/>
           <w:lang w:val="en-US"/>
         </w:rPr>
         <w:drawing>
@@ -2625,6 +2127,7 @@
       </w:pPr>
       <w:r>
         <w:rPr>
+          <w:noProof/>
           <w:lang w:val="en-US"/>
         </w:rPr>
         <w:drawing>
@@ -2793,6 +2296,13 @@
         </w:rPr>
         <w:t>Mini-projet RAG</w:t>
       </w:r>
+      <w:r>
+        <w:rPr>
+          <w:b/>
+          <w:bCs/>
+        </w:rPr>
+        <w:t xml:space="preserve"> (voir sur github)</w:t>
+      </w:r>
     </w:p>
     <w:p>
       <w:r>
@@ -2844,13 +2354,8 @@
           <w:numId w:val="27"/>
         </w:numPr>
       </w:pPr>
-      <w:proofErr w:type="spellStart"/>
-      <w:r>
-        <w:t>Upload</w:t>
-      </w:r>
-      <w:proofErr w:type="spellEnd"/>
-      <w:r>
-        <w:t xml:space="preserve"> de documents </w:t>
+      <w:r>
+        <w:t xml:space="preserve">Upload de documents </w:t>
       </w:r>
     </w:p>
     <w:p>
@@ -7774,6 +7279,7 @@
   <w:style w:type="character" w:default="1" w:styleId="Policepardfaut">
     <w:name w:val="Default Paragraph Font"/>
     <w:uiPriority w:val="1"/>
+    <w:semiHidden/>
     <w:unhideWhenUsed/>
   </w:style>
   <w:style w:type="table" w:default="1" w:styleId="TableauNormal">
